--- a/rapports/2026-06-06/EQ27/EQ27_enq1_v2/DR_092203050027/76-82-11-21.docx
+++ b/rapports/2026-06-06/EQ27/EQ27_enq1_v2/DR_092203050027/76-82-11-21.docx
@@ -297,7 +297,7 @@
           <w:color w:val="1F6FEB"/>
           <w:sz w:val="22"/>
         </w:rPr>
-        <w:t>⚠ INCOHÉRENCES À CORRIGER (103)</w:t>
+        <w:t>⚠ INCOHÉRENCES À CORRIGER (95)</w:t>
       </w:r>
     </w:p>
     <w:tbl>
@@ -1714,7 +1714,7 @@
                 <w:color w:val="16A34A"/>
                 <w:sz w:val="16"/>
               </w:rPr>
-              <w:t>—</w:t>
+              <w:t>s01q32, s01q36, s01q38, s04q37_modif, s02q33, s02q34, s01q00b</w:t>
             </w:r>
           </w:p>
         </w:tc>
@@ -1745,7 +1745,7 @@
                 <w:i w:val="0"/>
                 <w:sz w:val="17"/>
               </w:rPr>
-              <w:t>Incohérence!!! seulement les écoles privées paient les frais de scolarité (y compris les frais d'inscription).</w:t>
+              <w:t>Peu probable!!! Vu l'âge (14 ans) de Fatou Mané ou l'année à laquelle Fatou Mané a fréquenté l'école pour la dernière fois (.) le dernier diplome de Fatou Mané ne peut être le Certificat d'études primaires (CEP), prière de corriger cette incohérence ou confirmer avec le QG.</w:t>
             </w:r>
           </w:p>
         </w:tc>
@@ -1804,7 +1804,7 @@
                 <w:color w:val="16A34A"/>
                 <w:sz w:val="16"/>
               </w:rPr>
-              <w:t>s01q32, s01q36, s01q38, s04q37_modif, s02q33, s02q34, s01q00b</w:t>
+              <w:t>—</w:t>
             </w:r>
           </w:p>
         </w:tc>
@@ -1835,7 +1835,7 @@
                 <w:i w:val="0"/>
                 <w:sz w:val="17"/>
               </w:rPr>
-              <w:t>Peu probable!!! Vu l'âge (14 ans) de Fatou Mané ou l'année à laquelle Fatou Mané a fréquenté l'école pour la dernière fois (.) le dernier diplome de Fatou Mané ne peut être le Certificat d'études primaires (CEP), prière de corriger cette incohérence ou confirmer avec le QG.</w:t>
+              <w:t>Incohérent!! Le niveau d'instruction déclaré par l'un des enfants () au niveau de la section 1 de Aida Diop diffère de celui donné par Aida Diop lui-même qui affirme ne pas avoir frequenté l'école formelle.</w:t>
             </w:r>
           </w:p>
         </w:tc>
@@ -1925,7 +1925,7 @@
                 <w:i w:val="0"/>
                 <w:sz w:val="17"/>
               </w:rPr>
-              <w:t>Incohérent!! Le niveau d'instruction déclaré par l'un des enfants () au niveau de la section 1 de Aida Diop diffère de celui donné par Aida Diop lui-même qui affirme ne pas avoir frequenté l'école formelle.</w:t>
+              <w:t>Incohérent!! Le niveau d'instruction déclaré par l'un des enfants () au niveau de la section 1 de Fatou Ndiaye diffère de celui donné par Fatou Ndiaye lui-même qui affirme ne pas avoir frequenté l'école formelle.</w:t>
             </w:r>
           </w:p>
         </w:tc>
@@ -1958,6 +1958,1356 @@
                 <w:i w:val="0"/>
                 <w:sz w:val="16"/>
               </w:rPr>
+              <w:t>S11</w:t>
+              <w:br/>
+            </w:r>
+            <w:r>
+              <w:rPr>
+                <w:b w:val="0"/>
+                <w:i w:val="0"/>
+                <w:color w:val="64748B"/>
+                <w:sz w:val="14"/>
+              </w:rPr>
+              <w:t>Logement / cadre de vie</w:t>
+            </w:r>
+          </w:p>
+        </w:tc>
+        <w:tc>
+          <w:tcPr>
+            <w:tcW w:type="dxa" w:w="1531"/>
+          </w:tcPr>
+          <w:p>
+            <w:r>
+              <w:rPr>
+                <w:b/>
+                <w:i w:val="0"/>
+                <w:color w:val="16A34A"/>
+                <w:sz w:val="16"/>
+              </w:rPr>
+              <w:t>s01q36, s01q38, s04q24, s02q13, s11q35a, s11q35b_code</w:t>
+            </w:r>
+          </w:p>
+        </w:tc>
+        <w:tc>
+          <w:tcPr>
+            <w:tcW w:type="dxa" w:w="1191"/>
+          </w:tcPr>
+          <w:p>
+            <w:r>
+              <w:rPr>
+                <w:b w:val="0"/>
+                <w:i w:val="0"/>
+                <w:color w:val="64748B"/>
+                <w:sz w:val="16"/>
+              </w:rPr>
+              <w:t>GT-CQ</w:t>
+            </w:r>
+          </w:p>
+        </w:tc>
+        <w:tc>
+          <w:tcPr>
+            <w:tcW w:type="dxa" w:w="4706"/>
+          </w:tcPr>
+          <w:p>
+            <w:r>
+              <w:rPr>
+                <w:b w:val="0"/>
+                <w:i w:val="0"/>
+                <w:sz w:val="17"/>
+              </w:rPr>
+              <w:t>Le montant de la dernière facture d'électricité est de 35000 FCFA Mensuel qui semble incohérent, Prière de vérifier les questions 11.35a et 11.35b auprès du ménage ou confirmer.</w:t>
+            </w:r>
+          </w:p>
+        </w:tc>
+      </w:tr>
+      <w:tr>
+        <w:tc>
+          <w:tcPr>
+            <w:tcW w:type="dxa" w:w="964"/>
+          </w:tcPr>
+          <w:p>
+            <w:r>
+              <w:rPr>
+                <w:b/>
+                <w:i w:val="0"/>
+                <w:color w:val="EA580C"/>
+                <w:sz w:val="16"/>
+              </w:rPr>
+              <w:t>Moyenne</w:t>
+            </w:r>
+          </w:p>
+        </w:tc>
+        <w:tc>
+          <w:tcPr>
+            <w:tcW w:type="dxa" w:w="1247"/>
+          </w:tcPr>
+          <w:p>
+            <w:r>
+              <w:rPr>
+                <w:b/>
+                <w:i w:val="0"/>
+                <w:sz w:val="16"/>
+              </w:rPr>
+              <w:t>S00</w:t>
+              <w:br/>
+            </w:r>
+            <w:r>
+              <w:rPr>
+                <w:b w:val="0"/>
+                <w:i w:val="0"/>
+                <w:color w:val="64748B"/>
+                <w:sz w:val="14"/>
+              </w:rPr>
+              <w:t>Identification</w:t>
+            </w:r>
+          </w:p>
+        </w:tc>
+        <w:tc>
+          <w:tcPr>
+            <w:tcW w:type="dxa" w:w="1531"/>
+          </w:tcPr>
+          <w:p>
+            <w:r>
+              <w:rPr>
+                <w:b/>
+                <w:i w:val="0"/>
+                <w:color w:val="16A34A"/>
+                <w:sz w:val="16"/>
+              </w:rPr>
+              <w:t>—</w:t>
+            </w:r>
+          </w:p>
+        </w:tc>
+        <w:tc>
+          <w:tcPr>
+            <w:tcW w:type="dxa" w:w="1191"/>
+          </w:tcPr>
+          <w:p>
+            <w:r>
+              <w:rPr>
+                <w:b w:val="0"/>
+                <w:i w:val="0"/>
+                <w:color w:val="64748B"/>
+                <w:sz w:val="16"/>
+              </w:rPr>
+              <w:t>GT-CQ</w:t>
+            </w:r>
+          </w:p>
+        </w:tc>
+        <w:tc>
+          <w:tcPr>
+            <w:tcW w:type="dxa" w:w="4706"/>
+          </w:tcPr>
+          <w:p>
+            <w:r>
+              <w:rPr>
+                <w:b w:val="0"/>
+                <w:i w:val="0"/>
+                <w:sz w:val="17"/>
+              </w:rPr>
+              <w:t>L'adresse ou la localisation du ménage doit être bien renseignée, ne doit pas contenir des numéros de téléphone et elle semble courte pour être une adresse.</w:t>
+            </w:r>
+          </w:p>
+        </w:tc>
+      </w:tr>
+      <w:tr>
+        <w:tc>
+          <w:tcPr>
+            <w:tcW w:type="dxa" w:w="964"/>
+          </w:tcPr>
+          <w:p>
+            <w:r>
+              <w:rPr>
+                <w:b/>
+                <w:i w:val="0"/>
+                <w:color w:val="EA580C"/>
+                <w:sz w:val="16"/>
+              </w:rPr>
+              <w:t>Moyenne</w:t>
+            </w:r>
+          </w:p>
+        </w:tc>
+        <w:tc>
+          <w:tcPr>
+            <w:tcW w:type="dxa" w:w="1247"/>
+          </w:tcPr>
+          <w:p>
+            <w:r>
+              <w:rPr>
+                <w:b/>
+                <w:i w:val="0"/>
+                <w:sz w:val="16"/>
+              </w:rPr>
+              <w:t>S00</w:t>
+              <w:br/>
+            </w:r>
+            <w:r>
+              <w:rPr>
+                <w:b w:val="0"/>
+                <w:i w:val="0"/>
+                <w:color w:val="64748B"/>
+                <w:sz w:val="14"/>
+              </w:rPr>
+              <w:t>Identification</w:t>
+            </w:r>
+          </w:p>
+        </w:tc>
+        <w:tc>
+          <w:tcPr>
+            <w:tcW w:type="dxa" w:w="1531"/>
+          </w:tcPr>
+          <w:p>
+            <w:r>
+              <w:rPr>
+                <w:b/>
+                <w:i w:val="0"/>
+                <w:color w:val="16A34A"/>
+                <w:sz w:val="16"/>
+              </w:rPr>
+              <w:t>—</w:t>
+            </w:r>
+          </w:p>
+        </w:tc>
+        <w:tc>
+          <w:tcPr>
+            <w:tcW w:type="dxa" w:w="1191"/>
+          </w:tcPr>
+          <w:p>
+            <w:r>
+              <w:rPr>
+                <w:b w:val="0"/>
+                <w:i w:val="0"/>
+                <w:color w:val="64748B"/>
+                <w:sz w:val="16"/>
+              </w:rPr>
+              <w:t>GT-CQ</w:t>
+            </w:r>
+          </w:p>
+        </w:tc>
+        <w:tc>
+          <w:tcPr>
+            <w:tcW w:type="dxa" w:w="4706"/>
+          </w:tcPr>
+          <w:p>
+            <w:r>
+              <w:rPr>
+                <w:b w:val="0"/>
+                <w:i w:val="0"/>
+                <w:sz w:val="17"/>
+              </w:rPr>
+              <w:t>Prière de renseigner la bonne adresse.</w:t>
+            </w:r>
+          </w:p>
+        </w:tc>
+      </w:tr>
+      <w:tr>
+        <w:tc>
+          <w:tcPr>
+            <w:tcW w:type="dxa" w:w="964"/>
+          </w:tcPr>
+          <w:p>
+            <w:r>
+              <w:rPr>
+                <w:b/>
+                <w:i w:val="0"/>
+                <w:color w:val="EA580C"/>
+                <w:sz w:val="16"/>
+              </w:rPr>
+              <w:t>Moyenne</w:t>
+            </w:r>
+          </w:p>
+        </w:tc>
+        <w:tc>
+          <w:tcPr>
+            <w:tcW w:type="dxa" w:w="1247"/>
+          </w:tcPr>
+          <w:p>
+            <w:r>
+              <w:rPr>
+                <w:b/>
+                <w:i w:val="0"/>
+                <w:sz w:val="16"/>
+              </w:rPr>
+              <w:t>S01</w:t>
+              <w:br/>
+            </w:r>
+            <w:r>
+              <w:rPr>
+                <w:b w:val="0"/>
+                <w:i w:val="0"/>
+                <w:color w:val="64748B"/>
+                <w:sz w:val="14"/>
+              </w:rPr>
+              <w:t>Démographie</w:t>
+            </w:r>
+          </w:p>
+        </w:tc>
+        <w:tc>
+          <w:tcPr>
+            <w:tcW w:type="dxa" w:w="1531"/>
+          </w:tcPr>
+          <w:p>
+            <w:r>
+              <w:rPr>
+                <w:b/>
+                <w:i w:val="0"/>
+                <w:color w:val="16A34A"/>
+                <w:sz w:val="16"/>
+              </w:rPr>
+              <w:t>—</w:t>
+            </w:r>
+          </w:p>
+        </w:tc>
+        <w:tc>
+          <w:tcPr>
+            <w:tcW w:type="dxa" w:w="1191"/>
+          </w:tcPr>
+          <w:p>
+            <w:r>
+              <w:rPr>
+                <w:b w:val="0"/>
+                <w:i w:val="0"/>
+                <w:color w:val="64748B"/>
+                <w:sz w:val="16"/>
+              </w:rPr>
+              <w:t>GT-CQ</w:t>
+            </w:r>
+          </w:p>
+        </w:tc>
+        <w:tc>
+          <w:tcPr>
+            <w:tcW w:type="dxa" w:w="4706"/>
+          </w:tcPr>
+          <w:p>
+            <w:r>
+              <w:rPr>
+                <w:b w:val="0"/>
+                <w:i w:val="0"/>
+                <w:sz w:val="17"/>
+              </w:rPr>
+              <w:t>Prière de verifier l'information donnée par Aida Diop ou corriger au niveau de la section 1.</w:t>
+            </w:r>
+          </w:p>
+        </w:tc>
+      </w:tr>
+      <w:tr>
+        <w:tc>
+          <w:tcPr>
+            <w:tcW w:type="dxa" w:w="964"/>
+          </w:tcPr>
+          <w:p>
+            <w:r>
+              <w:rPr>
+                <w:b/>
+                <w:i w:val="0"/>
+                <w:color w:val="EA580C"/>
+                <w:sz w:val="16"/>
+              </w:rPr>
+              <w:t>Moyenne</w:t>
+            </w:r>
+          </w:p>
+        </w:tc>
+        <w:tc>
+          <w:tcPr>
+            <w:tcW w:type="dxa" w:w="1247"/>
+          </w:tcPr>
+          <w:p>
+            <w:r>
+              <w:rPr>
+                <w:b/>
+                <w:i w:val="0"/>
+                <w:sz w:val="16"/>
+              </w:rPr>
+              <w:t>S01</w:t>
+              <w:br/>
+            </w:r>
+            <w:r>
+              <w:rPr>
+                <w:b w:val="0"/>
+                <w:i w:val="0"/>
+                <w:color w:val="64748B"/>
+                <w:sz w:val="14"/>
+              </w:rPr>
+              <w:t>Démographie</w:t>
+            </w:r>
+          </w:p>
+        </w:tc>
+        <w:tc>
+          <w:tcPr>
+            <w:tcW w:type="dxa" w:w="1531"/>
+          </w:tcPr>
+          <w:p>
+            <w:r>
+              <w:rPr>
+                <w:b/>
+                <w:i w:val="0"/>
+                <w:color w:val="16A34A"/>
+                <w:sz w:val="16"/>
+              </w:rPr>
+              <w:t>—</w:t>
+            </w:r>
+          </w:p>
+        </w:tc>
+        <w:tc>
+          <w:tcPr>
+            <w:tcW w:type="dxa" w:w="1191"/>
+          </w:tcPr>
+          <w:p>
+            <w:r>
+              <w:rPr>
+                <w:b w:val="0"/>
+                <w:i w:val="0"/>
+                <w:color w:val="64748B"/>
+                <w:sz w:val="16"/>
+              </w:rPr>
+              <w:t>GT-CQ</w:t>
+            </w:r>
+          </w:p>
+        </w:tc>
+        <w:tc>
+          <w:tcPr>
+            <w:tcW w:type="dxa" w:w="4706"/>
+          </w:tcPr>
+          <w:p>
+            <w:r>
+              <w:rPr>
+                <w:b w:val="0"/>
+                <w:i w:val="0"/>
+                <w:sz w:val="17"/>
+              </w:rPr>
+              <w:t>Prière de verifier l'information donnée par El hadji faye ou corriger au niveau de la section 1.</w:t>
+            </w:r>
+          </w:p>
+        </w:tc>
+      </w:tr>
+      <w:tr>
+        <w:tc>
+          <w:tcPr>
+            <w:tcW w:type="dxa" w:w="964"/>
+          </w:tcPr>
+          <w:p>
+            <w:r>
+              <w:rPr>
+                <w:b/>
+                <w:i w:val="0"/>
+                <w:color w:val="EA580C"/>
+                <w:sz w:val="16"/>
+              </w:rPr>
+              <w:t>Moyenne</w:t>
+            </w:r>
+          </w:p>
+        </w:tc>
+        <w:tc>
+          <w:tcPr>
+            <w:tcW w:type="dxa" w:w="1247"/>
+          </w:tcPr>
+          <w:p>
+            <w:r>
+              <w:rPr>
+                <w:b/>
+                <w:i w:val="0"/>
+                <w:sz w:val="16"/>
+              </w:rPr>
+              <w:t>S01</w:t>
+              <w:br/>
+            </w:r>
+            <w:r>
+              <w:rPr>
+                <w:b w:val="0"/>
+                <w:i w:val="0"/>
+                <w:color w:val="64748B"/>
+                <w:sz w:val="14"/>
+              </w:rPr>
+              <w:t>Démographie</w:t>
+            </w:r>
+          </w:p>
+        </w:tc>
+        <w:tc>
+          <w:tcPr>
+            <w:tcW w:type="dxa" w:w="1531"/>
+          </w:tcPr>
+          <w:p>
+            <w:r>
+              <w:rPr>
+                <w:b/>
+                <w:i w:val="0"/>
+                <w:color w:val="16A34A"/>
+                <w:sz w:val="16"/>
+              </w:rPr>
+              <w:t>—</w:t>
+            </w:r>
+          </w:p>
+        </w:tc>
+        <w:tc>
+          <w:tcPr>
+            <w:tcW w:type="dxa" w:w="1191"/>
+          </w:tcPr>
+          <w:p>
+            <w:r>
+              <w:rPr>
+                <w:b w:val="0"/>
+                <w:i w:val="0"/>
+                <w:color w:val="64748B"/>
+                <w:sz w:val="16"/>
+              </w:rPr>
+              <w:t>GT-CQ</w:t>
+            </w:r>
+          </w:p>
+        </w:tc>
+        <w:tc>
+          <w:tcPr>
+            <w:tcW w:type="dxa" w:w="4706"/>
+          </w:tcPr>
+          <w:p>
+            <w:r>
+              <w:rPr>
+                <w:b w:val="0"/>
+                <w:i w:val="0"/>
+                <w:sz w:val="17"/>
+              </w:rPr>
+              <w:t>Prière de verifier l'information donnée par Maimouna faye ou corriger au niveau de la section 1.</w:t>
+            </w:r>
+          </w:p>
+        </w:tc>
+      </w:tr>
+      <w:tr>
+        <w:tc>
+          <w:tcPr>
+            <w:tcW w:type="dxa" w:w="964"/>
+          </w:tcPr>
+          <w:p>
+            <w:r>
+              <w:rPr>
+                <w:b/>
+                <w:i w:val="0"/>
+                <w:color w:val="EA580C"/>
+                <w:sz w:val="16"/>
+              </w:rPr>
+              <w:t>Moyenne</w:t>
+            </w:r>
+          </w:p>
+        </w:tc>
+        <w:tc>
+          <w:tcPr>
+            <w:tcW w:type="dxa" w:w="1247"/>
+          </w:tcPr>
+          <w:p>
+            <w:r>
+              <w:rPr>
+                <w:b/>
+                <w:i w:val="0"/>
+                <w:sz w:val="16"/>
+              </w:rPr>
+              <w:t>S01</w:t>
+              <w:br/>
+            </w:r>
+            <w:r>
+              <w:rPr>
+                <w:b w:val="0"/>
+                <w:i w:val="0"/>
+                <w:color w:val="64748B"/>
+                <w:sz w:val="14"/>
+              </w:rPr>
+              <w:t>Démographie</w:t>
+            </w:r>
+          </w:p>
+        </w:tc>
+        <w:tc>
+          <w:tcPr>
+            <w:tcW w:type="dxa" w:w="1531"/>
+          </w:tcPr>
+          <w:p>
+            <w:r>
+              <w:rPr>
+                <w:b/>
+                <w:i w:val="0"/>
+                <w:color w:val="16A34A"/>
+                <w:sz w:val="16"/>
+              </w:rPr>
+              <w:t>—</w:t>
+            </w:r>
+          </w:p>
+        </w:tc>
+        <w:tc>
+          <w:tcPr>
+            <w:tcW w:type="dxa" w:w="1191"/>
+          </w:tcPr>
+          <w:p>
+            <w:r>
+              <w:rPr>
+                <w:b w:val="0"/>
+                <w:i w:val="0"/>
+                <w:color w:val="64748B"/>
+                <w:sz w:val="16"/>
+              </w:rPr>
+              <w:t>GT-CQ</w:t>
+            </w:r>
+          </w:p>
+        </w:tc>
+        <w:tc>
+          <w:tcPr>
+            <w:tcW w:type="dxa" w:w="4706"/>
+          </w:tcPr>
+          <w:p>
+            <w:r>
+              <w:rPr>
+                <w:b w:val="0"/>
+                <w:i w:val="0"/>
+                <w:sz w:val="17"/>
+              </w:rPr>
+              <w:t>Prière de verifier l'information donnée par fatou Faye ou corriger au niveau de la section 1.</w:t>
+            </w:r>
+          </w:p>
+        </w:tc>
+      </w:tr>
+      <w:tr>
+        <w:tc>
+          <w:tcPr>
+            <w:tcW w:type="dxa" w:w="964"/>
+          </w:tcPr>
+          <w:p>
+            <w:r>
+              <w:rPr>
+                <w:b/>
+                <w:i w:val="0"/>
+                <w:color w:val="EA580C"/>
+                <w:sz w:val="16"/>
+              </w:rPr>
+              <w:t>Moyenne</w:t>
+            </w:r>
+          </w:p>
+        </w:tc>
+        <w:tc>
+          <w:tcPr>
+            <w:tcW w:type="dxa" w:w="1247"/>
+          </w:tcPr>
+          <w:p>
+            <w:r>
+              <w:rPr>
+                <w:b/>
+                <w:i w:val="0"/>
+                <w:sz w:val="16"/>
+              </w:rPr>
+              <w:t>S01</w:t>
+              <w:br/>
+            </w:r>
+            <w:r>
+              <w:rPr>
+                <w:b w:val="0"/>
+                <w:i w:val="0"/>
+                <w:color w:val="64748B"/>
+                <w:sz w:val="14"/>
+              </w:rPr>
+              <w:t>Démographie</w:t>
+            </w:r>
+          </w:p>
+        </w:tc>
+        <w:tc>
+          <w:tcPr>
+            <w:tcW w:type="dxa" w:w="1531"/>
+          </w:tcPr>
+          <w:p>
+            <w:r>
+              <w:rPr>
+                <w:b/>
+                <w:i w:val="0"/>
+                <w:color w:val="16A34A"/>
+                <w:sz w:val="16"/>
+              </w:rPr>
+              <w:t>s01q16, s01q00b, s01q16_autre</w:t>
+            </w:r>
+          </w:p>
+        </w:tc>
+        <w:tc>
+          <w:tcPr>
+            <w:tcW w:type="dxa" w:w="1191"/>
+          </w:tcPr>
+          <w:p>
+            <w:r>
+              <w:rPr>
+                <w:b w:val="0"/>
+                <w:i w:val="0"/>
+                <w:color w:val="64748B"/>
+                <w:sz w:val="16"/>
+              </w:rPr>
+              <w:t>GT-CQ</w:t>
+            </w:r>
+          </w:p>
+        </w:tc>
+        <w:tc>
+          <w:tcPr>
+            <w:tcW w:type="dxa" w:w="4706"/>
+          </w:tcPr>
+          <w:p>
+            <w:r>
+              <w:rPr>
+                <w:b w:val="0"/>
+                <w:i w:val="0"/>
+                <w:sz w:val="17"/>
+              </w:rPr>
+              <w:t>L'ethni de Fatou Mané est soscé, prière de bien classer cet ethni qui existe soit dans la liste des ethni ou n'éxiste pas comme ethni.</w:t>
+            </w:r>
+          </w:p>
+        </w:tc>
+      </w:tr>
+      <w:tr>
+        <w:tc>
+          <w:tcPr>
+            <w:tcW w:type="dxa" w:w="964"/>
+          </w:tcPr>
+          <w:p>
+            <w:r>
+              <w:rPr>
+                <w:b/>
+                <w:i w:val="0"/>
+                <w:color w:val="EA580C"/>
+                <w:sz w:val="16"/>
+              </w:rPr>
+              <w:t>Moyenne</w:t>
+            </w:r>
+          </w:p>
+        </w:tc>
+        <w:tc>
+          <w:tcPr>
+            <w:tcW w:type="dxa" w:w="1247"/>
+          </w:tcPr>
+          <w:p>
+            <w:r>
+              <w:rPr>
+                <w:b/>
+                <w:i w:val="0"/>
+                <w:sz w:val="16"/>
+              </w:rPr>
+              <w:t>S01</w:t>
+              <w:br/>
+            </w:r>
+            <w:r>
+              <w:rPr>
+                <w:b w:val="0"/>
+                <w:i w:val="0"/>
+                <w:color w:val="64748B"/>
+                <w:sz w:val="14"/>
+              </w:rPr>
+              <w:t>Démographie</w:t>
+            </w:r>
+          </w:p>
+        </w:tc>
+        <w:tc>
+          <w:tcPr>
+            <w:tcW w:type="dxa" w:w="1531"/>
+          </w:tcPr>
+          <w:p>
+            <w:r>
+              <w:rPr>
+                <w:b/>
+                <w:i w:val="0"/>
+                <w:color w:val="16A34A"/>
+                <w:sz w:val="16"/>
+              </w:rPr>
+              <w:t>—</w:t>
+            </w:r>
+          </w:p>
+        </w:tc>
+        <w:tc>
+          <w:tcPr>
+            <w:tcW w:type="dxa" w:w="1191"/>
+          </w:tcPr>
+          <w:p>
+            <w:r>
+              <w:rPr>
+                <w:b w:val="0"/>
+                <w:i w:val="0"/>
+                <w:color w:val="64748B"/>
+                <w:sz w:val="16"/>
+              </w:rPr>
+              <w:t>GT-CQ</w:t>
+            </w:r>
+          </w:p>
+        </w:tc>
+        <w:tc>
+          <w:tcPr>
+            <w:tcW w:type="dxa" w:w="4706"/>
+          </w:tcPr>
+          <w:p>
+            <w:r>
+              <w:rPr>
+                <w:b w:val="0"/>
+                <w:i w:val="0"/>
+                <w:sz w:val="17"/>
+              </w:rPr>
+              <w:t>Prière de verifier l'information donnée par Fatou Mané ou corriger au niveau de la section 1.</w:t>
+            </w:r>
+          </w:p>
+        </w:tc>
+      </w:tr>
+      <w:tr>
+        <w:tc>
+          <w:tcPr>
+            <w:tcW w:type="dxa" w:w="964"/>
+          </w:tcPr>
+          <w:p>
+            <w:r>
+              <w:rPr>
+                <w:b/>
+                <w:i w:val="0"/>
+                <w:color w:val="EA580C"/>
+                <w:sz w:val="16"/>
+              </w:rPr>
+              <w:t>Moyenne</w:t>
+            </w:r>
+          </w:p>
+        </w:tc>
+        <w:tc>
+          <w:tcPr>
+            <w:tcW w:type="dxa" w:w="1247"/>
+          </w:tcPr>
+          <w:p>
+            <w:r>
+              <w:rPr>
+                <w:b/>
+                <w:i w:val="0"/>
+                <w:sz w:val="16"/>
+              </w:rPr>
+              <w:t>S01</w:t>
+              <w:br/>
+            </w:r>
+            <w:r>
+              <w:rPr>
+                <w:b w:val="0"/>
+                <w:i w:val="0"/>
+                <w:color w:val="64748B"/>
+                <w:sz w:val="14"/>
+              </w:rPr>
+              <w:t>Démographie</w:t>
+            </w:r>
+          </w:p>
+        </w:tc>
+        <w:tc>
+          <w:tcPr>
+            <w:tcW w:type="dxa" w:w="1531"/>
+          </w:tcPr>
+          <w:p>
+            <w:r>
+              <w:rPr>
+                <w:b/>
+                <w:i w:val="0"/>
+                <w:color w:val="16A34A"/>
+                <w:sz w:val="16"/>
+              </w:rPr>
+              <w:t>s01q16, s01q00b, s01q16_autre</w:t>
+            </w:r>
+          </w:p>
+        </w:tc>
+        <w:tc>
+          <w:tcPr>
+            <w:tcW w:type="dxa" w:w="1191"/>
+          </w:tcPr>
+          <w:p>
+            <w:r>
+              <w:rPr>
+                <w:b w:val="0"/>
+                <w:i w:val="0"/>
+                <w:color w:val="64748B"/>
+                <w:sz w:val="16"/>
+              </w:rPr>
+              <w:t>GT-CQ</w:t>
+            </w:r>
+          </w:p>
+        </w:tc>
+        <w:tc>
+          <w:tcPr>
+            <w:tcW w:type="dxa" w:w="4706"/>
+          </w:tcPr>
+          <w:p>
+            <w:r>
+              <w:rPr>
+                <w:b w:val="0"/>
+                <w:i w:val="0"/>
+                <w:sz w:val="17"/>
+              </w:rPr>
+              <w:t>L'ethni de Mariama mané est soscé, prière de bien classer cet ethni qui existe soit dans la liste des ethni ou n'éxiste pas comme ethni.</w:t>
+            </w:r>
+          </w:p>
+        </w:tc>
+      </w:tr>
+      <w:tr>
+        <w:tc>
+          <w:tcPr>
+            <w:tcW w:type="dxa" w:w="964"/>
+          </w:tcPr>
+          <w:p>
+            <w:r>
+              <w:rPr>
+                <w:b/>
+                <w:i w:val="0"/>
+                <w:color w:val="EA580C"/>
+                <w:sz w:val="16"/>
+              </w:rPr>
+              <w:t>Moyenne</w:t>
+            </w:r>
+          </w:p>
+        </w:tc>
+        <w:tc>
+          <w:tcPr>
+            <w:tcW w:type="dxa" w:w="1247"/>
+          </w:tcPr>
+          <w:p>
+            <w:r>
+              <w:rPr>
+                <w:b/>
+                <w:i w:val="0"/>
+                <w:sz w:val="16"/>
+              </w:rPr>
+              <w:t>S01</w:t>
+              <w:br/>
+            </w:r>
+            <w:r>
+              <w:rPr>
+                <w:b w:val="0"/>
+                <w:i w:val="0"/>
+                <w:color w:val="64748B"/>
+                <w:sz w:val="14"/>
+              </w:rPr>
+              <w:t>Démographie</w:t>
+            </w:r>
+          </w:p>
+        </w:tc>
+        <w:tc>
+          <w:tcPr>
+            <w:tcW w:type="dxa" w:w="1531"/>
+          </w:tcPr>
+          <w:p>
+            <w:r>
+              <w:rPr>
+                <w:b/>
+                <w:i w:val="0"/>
+                <w:color w:val="16A34A"/>
+                <w:sz w:val="16"/>
+              </w:rPr>
+              <w:t>—</w:t>
+            </w:r>
+          </w:p>
+        </w:tc>
+        <w:tc>
+          <w:tcPr>
+            <w:tcW w:type="dxa" w:w="1191"/>
+          </w:tcPr>
+          <w:p>
+            <w:r>
+              <w:rPr>
+                <w:b w:val="0"/>
+                <w:i w:val="0"/>
+                <w:color w:val="64748B"/>
+                <w:sz w:val="16"/>
+              </w:rPr>
+              <w:t>GT-CQ</w:t>
+            </w:r>
+          </w:p>
+        </w:tc>
+        <w:tc>
+          <w:tcPr>
+            <w:tcW w:type="dxa" w:w="4706"/>
+          </w:tcPr>
+          <w:p>
+            <w:r>
+              <w:rPr>
+                <w:b w:val="0"/>
+                <w:i w:val="0"/>
+                <w:sz w:val="17"/>
+              </w:rPr>
+              <w:t>Prière de verifier l'information donnée par Mariama mané ou corriger au niveau de la section 1.</w:t>
+            </w:r>
+          </w:p>
+        </w:tc>
+      </w:tr>
+      <w:tr>
+        <w:tc>
+          <w:tcPr>
+            <w:tcW w:type="dxa" w:w="964"/>
+          </w:tcPr>
+          <w:p>
+            <w:r>
+              <w:rPr>
+                <w:b/>
+                <w:i w:val="0"/>
+                <w:color w:val="EA580C"/>
+                <w:sz w:val="16"/>
+              </w:rPr>
+              <w:t>Moyenne</w:t>
+            </w:r>
+          </w:p>
+        </w:tc>
+        <w:tc>
+          <w:tcPr>
+            <w:tcW w:type="dxa" w:w="1247"/>
+          </w:tcPr>
+          <w:p>
+            <w:r>
+              <w:rPr>
+                <w:b/>
+                <w:i w:val="0"/>
+                <w:sz w:val="16"/>
+              </w:rPr>
+              <w:t>S01</w:t>
+              <w:br/>
+            </w:r>
+            <w:r>
+              <w:rPr>
+                <w:b w:val="0"/>
+                <w:i w:val="0"/>
+                <w:color w:val="64748B"/>
+                <w:sz w:val="14"/>
+              </w:rPr>
+              <w:t>Démographie</w:t>
+            </w:r>
+          </w:p>
+        </w:tc>
+        <w:tc>
+          <w:tcPr>
+            <w:tcW w:type="dxa" w:w="1531"/>
+          </w:tcPr>
+          <w:p>
+            <w:r>
+              <w:rPr>
+                <w:b/>
+                <w:i w:val="0"/>
+                <w:color w:val="16A34A"/>
+                <w:sz w:val="16"/>
+              </w:rPr>
+              <w:t>s01q16, s01q00b, s01q16_autre</w:t>
+            </w:r>
+          </w:p>
+        </w:tc>
+        <w:tc>
+          <w:tcPr>
+            <w:tcW w:type="dxa" w:w="1191"/>
+          </w:tcPr>
+          <w:p>
+            <w:r>
+              <w:rPr>
+                <w:b w:val="0"/>
+                <w:i w:val="0"/>
+                <w:color w:val="64748B"/>
+                <w:sz w:val="16"/>
+              </w:rPr>
+              <w:t>GT-CQ</w:t>
+            </w:r>
+          </w:p>
+        </w:tc>
+        <w:tc>
+          <w:tcPr>
+            <w:tcW w:type="dxa" w:w="4706"/>
+          </w:tcPr>
+          <w:p>
+            <w:r>
+              <w:rPr>
+                <w:b w:val="0"/>
+                <w:i w:val="0"/>
+                <w:sz w:val="17"/>
+              </w:rPr>
+              <w:t>L'ethni de Oly Mané est soscé, prière de bien classer cet ethni qui existe soit dans la liste des ethni ou n'éxiste pas comme ethni.</w:t>
+            </w:r>
+          </w:p>
+        </w:tc>
+      </w:tr>
+      <w:tr>
+        <w:tc>
+          <w:tcPr>
+            <w:tcW w:type="dxa" w:w="964"/>
+          </w:tcPr>
+          <w:p>
+            <w:r>
+              <w:rPr>
+                <w:b/>
+                <w:i w:val="0"/>
+                <w:color w:val="EA580C"/>
+                <w:sz w:val="16"/>
+              </w:rPr>
+              <w:t>Moyenne</w:t>
+            </w:r>
+          </w:p>
+        </w:tc>
+        <w:tc>
+          <w:tcPr>
+            <w:tcW w:type="dxa" w:w="1247"/>
+          </w:tcPr>
+          <w:p>
+            <w:r>
+              <w:rPr>
+                <w:b/>
+                <w:i w:val="0"/>
+                <w:sz w:val="16"/>
+              </w:rPr>
+              <w:t>S01</w:t>
+              <w:br/>
+            </w:r>
+            <w:r>
+              <w:rPr>
+                <w:b w:val="0"/>
+                <w:i w:val="0"/>
+                <w:color w:val="64748B"/>
+                <w:sz w:val="14"/>
+              </w:rPr>
+              <w:t>Démographie</w:t>
+            </w:r>
+          </w:p>
+        </w:tc>
+        <w:tc>
+          <w:tcPr>
+            <w:tcW w:type="dxa" w:w="1531"/>
+          </w:tcPr>
+          <w:p>
+            <w:r>
+              <w:rPr>
+                <w:b/>
+                <w:i w:val="0"/>
+                <w:color w:val="16A34A"/>
+                <w:sz w:val="16"/>
+              </w:rPr>
+              <w:t>—</w:t>
+            </w:r>
+          </w:p>
+        </w:tc>
+        <w:tc>
+          <w:tcPr>
+            <w:tcW w:type="dxa" w:w="1191"/>
+          </w:tcPr>
+          <w:p>
+            <w:r>
+              <w:rPr>
+                <w:b w:val="0"/>
+                <w:i w:val="0"/>
+                <w:color w:val="64748B"/>
+                <w:sz w:val="16"/>
+              </w:rPr>
+              <w:t>GT-CQ</w:t>
+            </w:r>
+          </w:p>
+        </w:tc>
+        <w:tc>
+          <w:tcPr>
+            <w:tcW w:type="dxa" w:w="4706"/>
+          </w:tcPr>
+          <w:p>
+            <w:r>
+              <w:rPr>
+                <w:b w:val="0"/>
+                <w:i w:val="0"/>
+                <w:sz w:val="17"/>
+              </w:rPr>
+              <w:t>Prière de verifier l'information donnée par Oly Mané ou corriger au niveau de la section 1.</w:t>
+            </w:r>
+          </w:p>
+        </w:tc>
+      </w:tr>
+      <w:tr>
+        <w:tc>
+          <w:tcPr>
+            <w:tcW w:type="dxa" w:w="964"/>
+          </w:tcPr>
+          <w:p>
+            <w:r>
+              <w:rPr>
+                <w:b/>
+                <w:i w:val="0"/>
+                <w:color w:val="EA580C"/>
+                <w:sz w:val="16"/>
+              </w:rPr>
+              <w:t>Moyenne</w:t>
+            </w:r>
+          </w:p>
+        </w:tc>
+        <w:tc>
+          <w:tcPr>
+            <w:tcW w:type="dxa" w:w="1247"/>
+          </w:tcPr>
+          <w:p>
+            <w:r>
+              <w:rPr>
+                <w:b/>
+                <w:i w:val="0"/>
+                <w:sz w:val="16"/>
+              </w:rPr>
+              <w:t>S01</w:t>
+              <w:br/>
+            </w:r>
+            <w:r>
+              <w:rPr>
+                <w:b w:val="0"/>
+                <w:i w:val="0"/>
+                <w:color w:val="64748B"/>
+                <w:sz w:val="14"/>
+              </w:rPr>
+              <w:t>Démographie</w:t>
+            </w:r>
+          </w:p>
+        </w:tc>
+        <w:tc>
+          <w:tcPr>
+            <w:tcW w:type="dxa" w:w="1531"/>
+          </w:tcPr>
+          <w:p>
+            <w:r>
+              <w:rPr>
+                <w:b/>
+                <w:i w:val="0"/>
+                <w:color w:val="16A34A"/>
+                <w:sz w:val="16"/>
+              </w:rPr>
+              <w:t>s01q16, s01q00b, s01q16_autre</w:t>
+            </w:r>
+          </w:p>
+        </w:tc>
+        <w:tc>
+          <w:tcPr>
+            <w:tcW w:type="dxa" w:w="1191"/>
+          </w:tcPr>
+          <w:p>
+            <w:r>
+              <w:rPr>
+                <w:b w:val="0"/>
+                <w:i w:val="0"/>
+                <w:color w:val="64748B"/>
+                <w:sz w:val="16"/>
+              </w:rPr>
+              <w:t>GT-CQ</w:t>
+            </w:r>
+          </w:p>
+        </w:tc>
+        <w:tc>
+          <w:tcPr>
+            <w:tcW w:type="dxa" w:w="4706"/>
+          </w:tcPr>
+          <w:p>
+            <w:r>
+              <w:rPr>
+                <w:b w:val="0"/>
+                <w:i w:val="0"/>
+                <w:sz w:val="17"/>
+              </w:rPr>
+              <w:t>L'ethni de Souleymane Diawara est sarakhoulé, prière de bien classer cet ethni qui existe soit dans la liste des ethni ou n'éxiste pas comme ethni.</w:t>
+            </w:r>
+          </w:p>
+        </w:tc>
+      </w:tr>
+      <w:tr>
+        <w:tc>
+          <w:tcPr>
+            <w:tcW w:type="dxa" w:w="964"/>
+          </w:tcPr>
+          <w:p>
+            <w:r>
+              <w:rPr>
+                <w:b/>
+                <w:i w:val="0"/>
+                <w:color w:val="EA580C"/>
+                <w:sz w:val="16"/>
+              </w:rPr>
+              <w:t>Moyenne</w:t>
+            </w:r>
+          </w:p>
+        </w:tc>
+        <w:tc>
+          <w:tcPr>
+            <w:tcW w:type="dxa" w:w="1247"/>
+          </w:tcPr>
+          <w:p>
+            <w:r>
+              <w:rPr>
+                <w:b/>
+                <w:i w:val="0"/>
+                <w:sz w:val="16"/>
+              </w:rPr>
+              <w:t>S01</w:t>
+              <w:br/>
+            </w:r>
+            <w:r>
+              <w:rPr>
+                <w:b w:val="0"/>
+                <w:i w:val="0"/>
+                <w:color w:val="64748B"/>
+                <w:sz w:val="14"/>
+              </w:rPr>
+              <w:t>Démographie</w:t>
+            </w:r>
+          </w:p>
+        </w:tc>
+        <w:tc>
+          <w:tcPr>
+            <w:tcW w:type="dxa" w:w="1531"/>
+          </w:tcPr>
+          <w:p>
+            <w:r>
+              <w:rPr>
+                <w:b/>
+                <w:i w:val="0"/>
+                <w:color w:val="16A34A"/>
+                <w:sz w:val="16"/>
+              </w:rPr>
+              <w:t>—</w:t>
+            </w:r>
+          </w:p>
+        </w:tc>
+        <w:tc>
+          <w:tcPr>
+            <w:tcW w:type="dxa" w:w="1191"/>
+          </w:tcPr>
+          <w:p>
+            <w:r>
+              <w:rPr>
+                <w:b w:val="0"/>
+                <w:i w:val="0"/>
+                <w:color w:val="64748B"/>
+                <w:sz w:val="16"/>
+              </w:rPr>
+              <w:t>GT-CQ</w:t>
+            </w:r>
+          </w:p>
+        </w:tc>
+        <w:tc>
+          <w:tcPr>
+            <w:tcW w:type="dxa" w:w="4706"/>
+          </w:tcPr>
+          <w:p>
+            <w:r>
+              <w:rPr>
+                <w:b w:val="0"/>
+                <w:i w:val="0"/>
+                <w:sz w:val="17"/>
+              </w:rPr>
+              <w:t>Prière de verifier l'information donnée par Souleymane Diawara ou corriger au niveau de la section 1.</w:t>
+            </w:r>
+          </w:p>
+        </w:tc>
+      </w:tr>
+      <w:tr>
+        <w:tc>
+          <w:tcPr>
+            <w:tcW w:type="dxa" w:w="964"/>
+          </w:tcPr>
+          <w:p>
+            <w:r>
+              <w:rPr>
+                <w:b/>
+                <w:i w:val="0"/>
+                <w:color w:val="EA580C"/>
+                <w:sz w:val="16"/>
+              </w:rPr>
+              <w:t>Moyenne</w:t>
+            </w:r>
+          </w:p>
+        </w:tc>
+        <w:tc>
+          <w:tcPr>
+            <w:tcW w:type="dxa" w:w="1247"/>
+          </w:tcPr>
+          <w:p>
+            <w:r>
+              <w:rPr>
+                <w:b/>
+                <w:i w:val="0"/>
+                <w:sz w:val="16"/>
+              </w:rPr>
               <w:t>S02</w:t>
               <w:br/>
             </w:r>
@@ -1984,7 +3334,7 @@
                 <w:color w:val="16A34A"/>
                 <w:sz w:val="16"/>
               </w:rPr>
-              <w:t>—</w:t>
+              <w:t>s01q63, s00q04, s02q25, s01q00b, s02q17_2, s02q15_2</w:t>
             </w:r>
           </w:p>
         </w:tc>
@@ -2015,7 +3365,7 @@
                 <w:i w:val="0"/>
                 <w:sz w:val="17"/>
               </w:rPr>
-              <w:t>Incohérent!! Le niveau d'instruction déclaré par l'un des enfants () au niveau de la section 1 de Fatou Ndiaye diffère de celui donné par Fatou Ndiaye lui-même qui affirme ne pas avoir frequenté l'école formelle.</w:t>
+              <w:t>Dans les milieux urbains c'est peu probable de voir une école dont les élèves ou étudiants ne dépensent pas en frais d'uniformes, prière de verifier pour El hadji faye qui fréquente 1ére année de Primaire et corriger ou confirmer avec le QG.</w:t>
             </w:r>
           </w:p>
         </w:tc>
@@ -2030,10 +3380,10 @@
               <w:rPr>
                 <w:b/>
                 <w:i w:val="0"/>
-                <w:color w:val="DC2626"/>
-                <w:sz w:val="16"/>
-              </w:rPr>
-              <w:t>Haute</w:t>
+                <w:color w:val="EA580C"/>
+                <w:sz w:val="16"/>
+              </w:rPr>
+              <w:t>Moyenne</w:t>
             </w:r>
           </w:p>
         </w:tc>
@@ -2048,7 +3398,7 @@
                 <w:i w:val="0"/>
                 <w:sz w:val="16"/>
               </w:rPr>
-              <w:t>S11</w:t>
+              <w:t>S02</w:t>
               <w:br/>
             </w:r>
             <w:r>
@@ -2058,7 +3408,7 @@
                 <w:color w:val="64748B"/>
                 <w:sz w:val="14"/>
               </w:rPr>
-              <w:t>Logement / cadre de vie</w:t>
+              <w:t>Éducation</w:t>
             </w:r>
           </w:p>
         </w:tc>
@@ -2074,7 +3424,7 @@
                 <w:color w:val="16A34A"/>
                 <w:sz w:val="16"/>
               </w:rPr>
-              <w:t>s01q36, s01q38, s04q24, s02q13, s11q35a, s11q35b_code</w:t>
+              <w:t>s01q63, s00q04, s02q25, s01q00b, s02q17_2, s02q15_2</w:t>
             </w:r>
           </w:p>
         </w:tc>
@@ -2105,7 +3455,7 @@
                 <w:i w:val="0"/>
                 <w:sz w:val="17"/>
               </w:rPr>
-              <w:t>Le montant de la dernière facture d'électricité est de 35000 FCFA Mensuel qui semble incohérent, Prière de vérifier les questions 11.35a et 11.35b auprès du ménage ou confirmer.</w:t>
+              <w:t>Dans les milieux urbains c'est peu probable de voir une école dont les élèves ou étudiants ne dépensent pas en frais d'uniformes, prière de verifier pour Fatou Mané qui fréquente 1ére année de Secondaire 1 (Moyen) Général et corriger ou confirmer avec le QG.</w:t>
             </w:r>
           </w:p>
         </w:tc>
@@ -2138,7 +3488,7 @@
                 <w:i w:val="0"/>
                 <w:sz w:val="16"/>
               </w:rPr>
-              <w:t>S00</w:t>
+              <w:t>S02</w:t>
               <w:br/>
             </w:r>
             <w:r>
@@ -2148,7 +3498,7 @@
                 <w:color w:val="64748B"/>
                 <w:sz w:val="14"/>
               </w:rPr>
-              <w:t>Identification</w:t>
+              <w:t>Éducation</w:t>
             </w:r>
           </w:p>
         </w:tc>
@@ -2164,7 +3514,7 @@
                 <w:color w:val="16A34A"/>
                 <w:sz w:val="16"/>
               </w:rPr>
-              <w:t>—</w:t>
+              <w:t>s01q63, s00q04, s02q25, s01q00b, s02q17_2, s02q15_2</w:t>
             </w:r>
           </w:p>
         </w:tc>
@@ -2195,7 +3545,7 @@
                 <w:i w:val="0"/>
                 <w:sz w:val="17"/>
               </w:rPr>
-              <w:t>L'adresse ou la localisation du ménage doit être bien renseignée, ne doit pas contenir des numéros de téléphone et elle semble courte pour être une adresse.</w:t>
+              <w:t>Dans les milieux urbains c'est peu probable de voir une école dont les élèves ou étudiants ne dépensent pas en frais d'uniformes, prière de verifier pour Oly Mané qui fréquente 5ème année de Primaire et corriger ou confirmer avec le QG.</w:t>
             </w:r>
           </w:p>
         </w:tc>
@@ -2228,7 +3578,7 @@
                 <w:i w:val="0"/>
                 <w:sz w:val="16"/>
               </w:rPr>
-              <w:t>S00</w:t>
+              <w:t>S02</w:t>
               <w:br/>
             </w:r>
             <w:r>
@@ -2238,7 +3588,7 @@
                 <w:color w:val="64748B"/>
                 <w:sz w:val="14"/>
               </w:rPr>
-              <w:t>Identification</w:t>
+              <w:t>Éducation</w:t>
             </w:r>
           </w:p>
         </w:tc>
@@ -2254,7 +3604,7 @@
                 <w:color w:val="16A34A"/>
                 <w:sz w:val="16"/>
               </w:rPr>
-              <w:t>—</w:t>
+              <w:t>s01q63, s00q04, s02q25, s01q00b, s02q17_2, s02q15_2</w:t>
             </w:r>
           </w:p>
         </w:tc>
@@ -2285,2077 +3635,7 @@
                 <w:i w:val="0"/>
                 <w:sz w:val="17"/>
               </w:rPr>
-              <w:t>Prière de renseigner la bonne adresse.</w:t>
-            </w:r>
-          </w:p>
-        </w:tc>
-      </w:tr>
-      <w:tr>
-        <w:tc>
-          <w:tcPr>
-            <w:tcW w:type="dxa" w:w="964"/>
-          </w:tcPr>
-          <w:p>
-            <w:r>
-              <w:rPr>
-                <w:b/>
-                <w:i w:val="0"/>
-                <w:color w:val="EA580C"/>
-                <w:sz w:val="16"/>
-              </w:rPr>
-              <w:t>Moyenne</w:t>
-            </w:r>
-          </w:p>
-        </w:tc>
-        <w:tc>
-          <w:tcPr>
-            <w:tcW w:type="dxa" w:w="1247"/>
-          </w:tcPr>
-          <w:p>
-            <w:r>
-              <w:rPr>
-                <w:b/>
-                <w:i w:val="0"/>
-                <w:sz w:val="16"/>
-              </w:rPr>
-              <w:t>S01</w:t>
-              <w:br/>
-            </w:r>
-            <w:r>
-              <w:rPr>
-                <w:b w:val="0"/>
-                <w:i w:val="0"/>
-                <w:color w:val="64748B"/>
-                <w:sz w:val="14"/>
-              </w:rPr>
-              <w:t>Démographie</w:t>
-            </w:r>
-          </w:p>
-        </w:tc>
-        <w:tc>
-          <w:tcPr>
-            <w:tcW w:type="dxa" w:w="1531"/>
-          </w:tcPr>
-          <w:p>
-            <w:r>
-              <w:rPr>
-                <w:b/>
-                <w:i w:val="0"/>
-                <w:color w:val="16A34A"/>
-                <w:sz w:val="16"/>
-              </w:rPr>
-              <w:t>—</w:t>
-            </w:r>
-          </w:p>
-        </w:tc>
-        <w:tc>
-          <w:tcPr>
-            <w:tcW w:type="dxa" w:w="1191"/>
-          </w:tcPr>
-          <w:p>
-            <w:r>
-              <w:rPr>
-                <w:b w:val="0"/>
-                <w:i w:val="0"/>
-                <w:color w:val="64748B"/>
-                <w:sz w:val="16"/>
-              </w:rPr>
-              <w:t>GT-CQ</w:t>
-            </w:r>
-          </w:p>
-        </w:tc>
-        <w:tc>
-          <w:tcPr>
-            <w:tcW w:type="dxa" w:w="4706"/>
-          </w:tcPr>
-          <w:p>
-            <w:r>
-              <w:rPr>
-                <w:b w:val="0"/>
-                <w:i w:val="0"/>
-                <w:sz w:val="17"/>
-              </w:rPr>
-              <w:t>Prière de verifier l'information donnée par Aida Diop ou corriger au niveau de la section 1.</w:t>
-            </w:r>
-          </w:p>
-        </w:tc>
-      </w:tr>
-      <w:tr>
-        <w:tc>
-          <w:tcPr>
-            <w:tcW w:type="dxa" w:w="964"/>
-          </w:tcPr>
-          <w:p>
-            <w:r>
-              <w:rPr>
-                <w:b/>
-                <w:i w:val="0"/>
-                <w:color w:val="EA580C"/>
-                <w:sz w:val="16"/>
-              </w:rPr>
-              <w:t>Moyenne</w:t>
-            </w:r>
-          </w:p>
-        </w:tc>
-        <w:tc>
-          <w:tcPr>
-            <w:tcW w:type="dxa" w:w="1247"/>
-          </w:tcPr>
-          <w:p>
-            <w:r>
-              <w:rPr>
-                <w:b/>
-                <w:i w:val="0"/>
-                <w:sz w:val="16"/>
-              </w:rPr>
-              <w:t>S01</w:t>
-              <w:br/>
-            </w:r>
-            <w:r>
-              <w:rPr>
-                <w:b w:val="0"/>
-                <w:i w:val="0"/>
-                <w:color w:val="64748B"/>
-                <w:sz w:val="14"/>
-              </w:rPr>
-              <w:t>Démographie</w:t>
-            </w:r>
-          </w:p>
-        </w:tc>
-        <w:tc>
-          <w:tcPr>
-            <w:tcW w:type="dxa" w:w="1531"/>
-          </w:tcPr>
-          <w:p>
-            <w:r>
-              <w:rPr>
-                <w:b/>
-                <w:i w:val="0"/>
-                <w:color w:val="16A34A"/>
-                <w:sz w:val="16"/>
-              </w:rPr>
-              <w:t>—</w:t>
-            </w:r>
-          </w:p>
-        </w:tc>
-        <w:tc>
-          <w:tcPr>
-            <w:tcW w:type="dxa" w:w="1191"/>
-          </w:tcPr>
-          <w:p>
-            <w:r>
-              <w:rPr>
-                <w:b w:val="0"/>
-                <w:i w:val="0"/>
-                <w:color w:val="64748B"/>
-                <w:sz w:val="16"/>
-              </w:rPr>
-              <w:t>GT-CQ</w:t>
-            </w:r>
-          </w:p>
-        </w:tc>
-        <w:tc>
-          <w:tcPr>
-            <w:tcW w:type="dxa" w:w="4706"/>
-          </w:tcPr>
-          <w:p>
-            <w:r>
-              <w:rPr>
-                <w:b w:val="0"/>
-                <w:i w:val="0"/>
-                <w:sz w:val="17"/>
-              </w:rPr>
-              <w:t>Prière de verifier l'information donnée par El hadji faye ou corriger au niveau de la section 1.</w:t>
-            </w:r>
-          </w:p>
-        </w:tc>
-      </w:tr>
-      <w:tr>
-        <w:tc>
-          <w:tcPr>
-            <w:tcW w:type="dxa" w:w="964"/>
-          </w:tcPr>
-          <w:p>
-            <w:r>
-              <w:rPr>
-                <w:b/>
-                <w:i w:val="0"/>
-                <w:color w:val="EA580C"/>
-                <w:sz w:val="16"/>
-              </w:rPr>
-              <w:t>Moyenne</w:t>
-            </w:r>
-          </w:p>
-        </w:tc>
-        <w:tc>
-          <w:tcPr>
-            <w:tcW w:type="dxa" w:w="1247"/>
-          </w:tcPr>
-          <w:p>
-            <w:r>
-              <w:rPr>
-                <w:b/>
-                <w:i w:val="0"/>
-                <w:sz w:val="16"/>
-              </w:rPr>
-              <w:t>S01</w:t>
-              <w:br/>
-            </w:r>
-            <w:r>
-              <w:rPr>
-                <w:b w:val="0"/>
-                <w:i w:val="0"/>
-                <w:color w:val="64748B"/>
-                <w:sz w:val="14"/>
-              </w:rPr>
-              <w:t>Démographie</w:t>
-            </w:r>
-          </w:p>
-        </w:tc>
-        <w:tc>
-          <w:tcPr>
-            <w:tcW w:type="dxa" w:w="1531"/>
-          </w:tcPr>
-          <w:p>
-            <w:r>
-              <w:rPr>
-                <w:b/>
-                <w:i w:val="0"/>
-                <w:color w:val="16A34A"/>
-                <w:sz w:val="16"/>
-              </w:rPr>
-              <w:t>—</w:t>
-            </w:r>
-          </w:p>
-        </w:tc>
-        <w:tc>
-          <w:tcPr>
-            <w:tcW w:type="dxa" w:w="1191"/>
-          </w:tcPr>
-          <w:p>
-            <w:r>
-              <w:rPr>
-                <w:b w:val="0"/>
-                <w:i w:val="0"/>
-                <w:color w:val="64748B"/>
-                <w:sz w:val="16"/>
-              </w:rPr>
-              <w:t>GT-CQ</w:t>
-            </w:r>
-          </w:p>
-        </w:tc>
-        <w:tc>
-          <w:tcPr>
-            <w:tcW w:type="dxa" w:w="4706"/>
-          </w:tcPr>
-          <w:p>
-            <w:r>
-              <w:rPr>
-                <w:b w:val="0"/>
-                <w:i w:val="0"/>
-                <w:sz w:val="17"/>
-              </w:rPr>
-              <w:t>Prière de verifier l'information donnée par Maimouna faye ou corriger au niveau de la section 1.</w:t>
-            </w:r>
-          </w:p>
-        </w:tc>
-      </w:tr>
-      <w:tr>
-        <w:tc>
-          <w:tcPr>
-            <w:tcW w:type="dxa" w:w="964"/>
-          </w:tcPr>
-          <w:p>
-            <w:r>
-              <w:rPr>
-                <w:b/>
-                <w:i w:val="0"/>
-                <w:color w:val="EA580C"/>
-                <w:sz w:val="16"/>
-              </w:rPr>
-              <w:t>Moyenne</w:t>
-            </w:r>
-          </w:p>
-        </w:tc>
-        <w:tc>
-          <w:tcPr>
-            <w:tcW w:type="dxa" w:w="1247"/>
-          </w:tcPr>
-          <w:p>
-            <w:r>
-              <w:rPr>
-                <w:b/>
-                <w:i w:val="0"/>
-                <w:sz w:val="16"/>
-              </w:rPr>
-              <w:t>S01</w:t>
-              <w:br/>
-            </w:r>
-            <w:r>
-              <w:rPr>
-                <w:b w:val="0"/>
-                <w:i w:val="0"/>
-                <w:color w:val="64748B"/>
-                <w:sz w:val="14"/>
-              </w:rPr>
-              <w:t>Démographie</w:t>
-            </w:r>
-          </w:p>
-        </w:tc>
-        <w:tc>
-          <w:tcPr>
-            <w:tcW w:type="dxa" w:w="1531"/>
-          </w:tcPr>
-          <w:p>
-            <w:r>
-              <w:rPr>
-                <w:b/>
-                <w:i w:val="0"/>
-                <w:color w:val="16A34A"/>
-                <w:sz w:val="16"/>
-              </w:rPr>
-              <w:t>—</w:t>
-            </w:r>
-          </w:p>
-        </w:tc>
-        <w:tc>
-          <w:tcPr>
-            <w:tcW w:type="dxa" w:w="1191"/>
-          </w:tcPr>
-          <w:p>
-            <w:r>
-              <w:rPr>
-                <w:b w:val="0"/>
-                <w:i w:val="0"/>
-                <w:color w:val="64748B"/>
-                <w:sz w:val="16"/>
-              </w:rPr>
-              <w:t>GT-CQ</w:t>
-            </w:r>
-          </w:p>
-        </w:tc>
-        <w:tc>
-          <w:tcPr>
-            <w:tcW w:type="dxa" w:w="4706"/>
-          </w:tcPr>
-          <w:p>
-            <w:r>
-              <w:rPr>
-                <w:b w:val="0"/>
-                <w:i w:val="0"/>
-                <w:sz w:val="17"/>
-              </w:rPr>
-              <w:t>Prière de verifier l'information donnée par fatou Faye ou corriger au niveau de la section 1.</w:t>
-            </w:r>
-          </w:p>
-        </w:tc>
-      </w:tr>
-      <w:tr>
-        <w:tc>
-          <w:tcPr>
-            <w:tcW w:type="dxa" w:w="964"/>
-          </w:tcPr>
-          <w:p>
-            <w:r>
-              <w:rPr>
-                <w:b/>
-                <w:i w:val="0"/>
-                <w:color w:val="EA580C"/>
-                <w:sz w:val="16"/>
-              </w:rPr>
-              <w:t>Moyenne</w:t>
-            </w:r>
-          </w:p>
-        </w:tc>
-        <w:tc>
-          <w:tcPr>
-            <w:tcW w:type="dxa" w:w="1247"/>
-          </w:tcPr>
-          <w:p>
-            <w:r>
-              <w:rPr>
-                <w:b/>
-                <w:i w:val="0"/>
-                <w:sz w:val="16"/>
-              </w:rPr>
-              <w:t>S01</w:t>
-              <w:br/>
-            </w:r>
-            <w:r>
-              <w:rPr>
-                <w:b w:val="0"/>
-                <w:i w:val="0"/>
-                <w:color w:val="64748B"/>
-                <w:sz w:val="14"/>
-              </w:rPr>
-              <w:t>Démographie</w:t>
-            </w:r>
-          </w:p>
-        </w:tc>
-        <w:tc>
-          <w:tcPr>
-            <w:tcW w:type="dxa" w:w="1531"/>
-          </w:tcPr>
-          <w:p>
-            <w:r>
-              <w:rPr>
-                <w:b/>
-                <w:i w:val="0"/>
-                <w:color w:val="16A34A"/>
-                <w:sz w:val="16"/>
-              </w:rPr>
-              <w:t>s01q16, s01q00b, s01q16_autre</w:t>
-            </w:r>
-          </w:p>
-        </w:tc>
-        <w:tc>
-          <w:tcPr>
-            <w:tcW w:type="dxa" w:w="1191"/>
-          </w:tcPr>
-          <w:p>
-            <w:r>
-              <w:rPr>
-                <w:b w:val="0"/>
-                <w:i w:val="0"/>
-                <w:color w:val="64748B"/>
-                <w:sz w:val="16"/>
-              </w:rPr>
-              <w:t>GT-CQ</w:t>
-            </w:r>
-          </w:p>
-        </w:tc>
-        <w:tc>
-          <w:tcPr>
-            <w:tcW w:type="dxa" w:w="4706"/>
-          </w:tcPr>
-          <w:p>
-            <w:r>
-              <w:rPr>
-                <w:b w:val="0"/>
-                <w:i w:val="0"/>
-                <w:sz w:val="17"/>
-              </w:rPr>
-              <w:t>L'ethni de Fatou Mané est soscé, prière de bien classer cet ethni qui existe soit dans la liste des ethni ou n'éxiste pas comme ethni.</w:t>
-            </w:r>
-          </w:p>
-        </w:tc>
-      </w:tr>
-      <w:tr>
-        <w:tc>
-          <w:tcPr>
-            <w:tcW w:type="dxa" w:w="964"/>
-          </w:tcPr>
-          <w:p>
-            <w:r>
-              <w:rPr>
-                <w:b/>
-                <w:i w:val="0"/>
-                <w:color w:val="EA580C"/>
-                <w:sz w:val="16"/>
-              </w:rPr>
-              <w:t>Moyenne</w:t>
-            </w:r>
-          </w:p>
-        </w:tc>
-        <w:tc>
-          <w:tcPr>
-            <w:tcW w:type="dxa" w:w="1247"/>
-          </w:tcPr>
-          <w:p>
-            <w:r>
-              <w:rPr>
-                <w:b/>
-                <w:i w:val="0"/>
-                <w:sz w:val="16"/>
-              </w:rPr>
-              <w:t>S01</w:t>
-              <w:br/>
-            </w:r>
-            <w:r>
-              <w:rPr>
-                <w:b w:val="0"/>
-                <w:i w:val="0"/>
-                <w:color w:val="64748B"/>
-                <w:sz w:val="14"/>
-              </w:rPr>
-              <w:t>Démographie</w:t>
-            </w:r>
-          </w:p>
-        </w:tc>
-        <w:tc>
-          <w:tcPr>
-            <w:tcW w:type="dxa" w:w="1531"/>
-          </w:tcPr>
-          <w:p>
-            <w:r>
-              <w:rPr>
-                <w:b/>
-                <w:i w:val="0"/>
-                <w:color w:val="16A34A"/>
-                <w:sz w:val="16"/>
-              </w:rPr>
-              <w:t>—</w:t>
-            </w:r>
-          </w:p>
-        </w:tc>
-        <w:tc>
-          <w:tcPr>
-            <w:tcW w:type="dxa" w:w="1191"/>
-          </w:tcPr>
-          <w:p>
-            <w:r>
-              <w:rPr>
-                <w:b w:val="0"/>
-                <w:i w:val="0"/>
-                <w:color w:val="64748B"/>
-                <w:sz w:val="16"/>
-              </w:rPr>
-              <w:t>GT-CQ</w:t>
-            </w:r>
-          </w:p>
-        </w:tc>
-        <w:tc>
-          <w:tcPr>
-            <w:tcW w:type="dxa" w:w="4706"/>
-          </w:tcPr>
-          <w:p>
-            <w:r>
-              <w:rPr>
-                <w:b w:val="0"/>
-                <w:i w:val="0"/>
-                <w:sz w:val="17"/>
-              </w:rPr>
-              <w:t>Prière de verifier l'information donnée par Fatou Mané ou corriger au niveau de la section 1.</w:t>
-            </w:r>
-          </w:p>
-        </w:tc>
-      </w:tr>
-      <w:tr>
-        <w:tc>
-          <w:tcPr>
-            <w:tcW w:type="dxa" w:w="964"/>
-          </w:tcPr>
-          <w:p>
-            <w:r>
-              <w:rPr>
-                <w:b/>
-                <w:i w:val="0"/>
-                <w:color w:val="EA580C"/>
-                <w:sz w:val="16"/>
-              </w:rPr>
-              <w:t>Moyenne</w:t>
-            </w:r>
-          </w:p>
-        </w:tc>
-        <w:tc>
-          <w:tcPr>
-            <w:tcW w:type="dxa" w:w="1247"/>
-          </w:tcPr>
-          <w:p>
-            <w:r>
-              <w:rPr>
-                <w:b/>
-                <w:i w:val="0"/>
-                <w:sz w:val="16"/>
-              </w:rPr>
-              <w:t>S01</w:t>
-              <w:br/>
-            </w:r>
-            <w:r>
-              <w:rPr>
-                <w:b w:val="0"/>
-                <w:i w:val="0"/>
-                <w:color w:val="64748B"/>
-                <w:sz w:val="14"/>
-              </w:rPr>
-              <w:t>Démographie</w:t>
-            </w:r>
-          </w:p>
-        </w:tc>
-        <w:tc>
-          <w:tcPr>
-            <w:tcW w:type="dxa" w:w="1531"/>
-          </w:tcPr>
-          <w:p>
-            <w:r>
-              <w:rPr>
-                <w:b/>
-                <w:i w:val="0"/>
-                <w:color w:val="16A34A"/>
-                <w:sz w:val="16"/>
-              </w:rPr>
-              <w:t>s01q16, s01q00b, s01q16_autre</w:t>
-            </w:r>
-          </w:p>
-        </w:tc>
-        <w:tc>
-          <w:tcPr>
-            <w:tcW w:type="dxa" w:w="1191"/>
-          </w:tcPr>
-          <w:p>
-            <w:r>
-              <w:rPr>
-                <w:b w:val="0"/>
-                <w:i w:val="0"/>
-                <w:color w:val="64748B"/>
-                <w:sz w:val="16"/>
-              </w:rPr>
-              <w:t>GT-CQ</w:t>
-            </w:r>
-          </w:p>
-        </w:tc>
-        <w:tc>
-          <w:tcPr>
-            <w:tcW w:type="dxa" w:w="4706"/>
-          </w:tcPr>
-          <w:p>
-            <w:r>
-              <w:rPr>
-                <w:b w:val="0"/>
-                <w:i w:val="0"/>
-                <w:sz w:val="17"/>
-              </w:rPr>
-              <w:t>L'ethni de Mariama mané est soscé, prière de bien classer cet ethni qui existe soit dans la liste des ethni ou n'éxiste pas comme ethni.</w:t>
-            </w:r>
-          </w:p>
-        </w:tc>
-      </w:tr>
-      <w:tr>
-        <w:tc>
-          <w:tcPr>
-            <w:tcW w:type="dxa" w:w="964"/>
-          </w:tcPr>
-          <w:p>
-            <w:r>
-              <w:rPr>
-                <w:b/>
-                <w:i w:val="0"/>
-                <w:color w:val="EA580C"/>
-                <w:sz w:val="16"/>
-              </w:rPr>
-              <w:t>Moyenne</w:t>
-            </w:r>
-          </w:p>
-        </w:tc>
-        <w:tc>
-          <w:tcPr>
-            <w:tcW w:type="dxa" w:w="1247"/>
-          </w:tcPr>
-          <w:p>
-            <w:r>
-              <w:rPr>
-                <w:b/>
-                <w:i w:val="0"/>
-                <w:sz w:val="16"/>
-              </w:rPr>
-              <w:t>S01</w:t>
-              <w:br/>
-            </w:r>
-            <w:r>
-              <w:rPr>
-                <w:b w:val="0"/>
-                <w:i w:val="0"/>
-                <w:color w:val="64748B"/>
-                <w:sz w:val="14"/>
-              </w:rPr>
-              <w:t>Démographie</w:t>
-            </w:r>
-          </w:p>
-        </w:tc>
-        <w:tc>
-          <w:tcPr>
-            <w:tcW w:type="dxa" w:w="1531"/>
-          </w:tcPr>
-          <w:p>
-            <w:r>
-              <w:rPr>
-                <w:b/>
-                <w:i w:val="0"/>
-                <w:color w:val="16A34A"/>
-                <w:sz w:val="16"/>
-              </w:rPr>
-              <w:t>—</w:t>
-            </w:r>
-          </w:p>
-        </w:tc>
-        <w:tc>
-          <w:tcPr>
-            <w:tcW w:type="dxa" w:w="1191"/>
-          </w:tcPr>
-          <w:p>
-            <w:r>
-              <w:rPr>
-                <w:b w:val="0"/>
-                <w:i w:val="0"/>
-                <w:color w:val="64748B"/>
-                <w:sz w:val="16"/>
-              </w:rPr>
-              <w:t>GT-CQ</w:t>
-            </w:r>
-          </w:p>
-        </w:tc>
-        <w:tc>
-          <w:tcPr>
-            <w:tcW w:type="dxa" w:w="4706"/>
-          </w:tcPr>
-          <w:p>
-            <w:r>
-              <w:rPr>
-                <w:b w:val="0"/>
-                <w:i w:val="0"/>
-                <w:sz w:val="17"/>
-              </w:rPr>
-              <w:t>Prière de verifier l'information donnée par Mariama mané ou corriger au niveau de la section 1.</w:t>
-            </w:r>
-          </w:p>
-        </w:tc>
-      </w:tr>
-      <w:tr>
-        <w:tc>
-          <w:tcPr>
-            <w:tcW w:type="dxa" w:w="964"/>
-          </w:tcPr>
-          <w:p>
-            <w:r>
-              <w:rPr>
-                <w:b/>
-                <w:i w:val="0"/>
-                <w:color w:val="EA580C"/>
-                <w:sz w:val="16"/>
-              </w:rPr>
-              <w:t>Moyenne</w:t>
-            </w:r>
-          </w:p>
-        </w:tc>
-        <w:tc>
-          <w:tcPr>
-            <w:tcW w:type="dxa" w:w="1247"/>
-          </w:tcPr>
-          <w:p>
-            <w:r>
-              <w:rPr>
-                <w:b/>
-                <w:i w:val="0"/>
-                <w:sz w:val="16"/>
-              </w:rPr>
-              <w:t>S01</w:t>
-              <w:br/>
-            </w:r>
-            <w:r>
-              <w:rPr>
-                <w:b w:val="0"/>
-                <w:i w:val="0"/>
-                <w:color w:val="64748B"/>
-                <w:sz w:val="14"/>
-              </w:rPr>
-              <w:t>Démographie</w:t>
-            </w:r>
-          </w:p>
-        </w:tc>
-        <w:tc>
-          <w:tcPr>
-            <w:tcW w:type="dxa" w:w="1531"/>
-          </w:tcPr>
-          <w:p>
-            <w:r>
-              <w:rPr>
-                <w:b/>
-                <w:i w:val="0"/>
-                <w:color w:val="16A34A"/>
-                <w:sz w:val="16"/>
-              </w:rPr>
-              <w:t>s01q16, s01q00b, s01q16_autre</w:t>
-            </w:r>
-          </w:p>
-        </w:tc>
-        <w:tc>
-          <w:tcPr>
-            <w:tcW w:type="dxa" w:w="1191"/>
-          </w:tcPr>
-          <w:p>
-            <w:r>
-              <w:rPr>
-                <w:b w:val="0"/>
-                <w:i w:val="0"/>
-                <w:color w:val="64748B"/>
-                <w:sz w:val="16"/>
-              </w:rPr>
-              <w:t>GT-CQ</w:t>
-            </w:r>
-          </w:p>
-        </w:tc>
-        <w:tc>
-          <w:tcPr>
-            <w:tcW w:type="dxa" w:w="4706"/>
-          </w:tcPr>
-          <w:p>
-            <w:r>
-              <w:rPr>
-                <w:b w:val="0"/>
-                <w:i w:val="0"/>
-                <w:sz w:val="17"/>
-              </w:rPr>
-              <w:t>L'ethni de Oly Mané est soscé, prière de bien classer cet ethni qui existe soit dans la liste des ethni ou n'éxiste pas comme ethni.</w:t>
-            </w:r>
-          </w:p>
-        </w:tc>
-      </w:tr>
-      <w:tr>
-        <w:tc>
-          <w:tcPr>
-            <w:tcW w:type="dxa" w:w="964"/>
-          </w:tcPr>
-          <w:p>
-            <w:r>
-              <w:rPr>
-                <w:b/>
-                <w:i w:val="0"/>
-                <w:color w:val="EA580C"/>
-                <w:sz w:val="16"/>
-              </w:rPr>
-              <w:t>Moyenne</w:t>
-            </w:r>
-          </w:p>
-        </w:tc>
-        <w:tc>
-          <w:tcPr>
-            <w:tcW w:type="dxa" w:w="1247"/>
-          </w:tcPr>
-          <w:p>
-            <w:r>
-              <w:rPr>
-                <w:b/>
-                <w:i w:val="0"/>
-                <w:sz w:val="16"/>
-              </w:rPr>
-              <w:t>S01</w:t>
-              <w:br/>
-            </w:r>
-            <w:r>
-              <w:rPr>
-                <w:b w:val="0"/>
-                <w:i w:val="0"/>
-                <w:color w:val="64748B"/>
-                <w:sz w:val="14"/>
-              </w:rPr>
-              <w:t>Démographie</w:t>
-            </w:r>
-          </w:p>
-        </w:tc>
-        <w:tc>
-          <w:tcPr>
-            <w:tcW w:type="dxa" w:w="1531"/>
-          </w:tcPr>
-          <w:p>
-            <w:r>
-              <w:rPr>
-                <w:b/>
-                <w:i w:val="0"/>
-                <w:color w:val="16A34A"/>
-                <w:sz w:val="16"/>
-              </w:rPr>
-              <w:t>—</w:t>
-            </w:r>
-          </w:p>
-        </w:tc>
-        <w:tc>
-          <w:tcPr>
-            <w:tcW w:type="dxa" w:w="1191"/>
-          </w:tcPr>
-          <w:p>
-            <w:r>
-              <w:rPr>
-                <w:b w:val="0"/>
-                <w:i w:val="0"/>
-                <w:color w:val="64748B"/>
-                <w:sz w:val="16"/>
-              </w:rPr>
-              <w:t>GT-CQ</w:t>
-            </w:r>
-          </w:p>
-        </w:tc>
-        <w:tc>
-          <w:tcPr>
-            <w:tcW w:type="dxa" w:w="4706"/>
-          </w:tcPr>
-          <w:p>
-            <w:r>
-              <w:rPr>
-                <w:b w:val="0"/>
-                <w:i w:val="0"/>
-                <w:sz w:val="17"/>
-              </w:rPr>
-              <w:t>Prière de verifier l'information donnée par Oly Mané ou corriger au niveau de la section 1.</w:t>
-            </w:r>
-          </w:p>
-        </w:tc>
-      </w:tr>
-      <w:tr>
-        <w:tc>
-          <w:tcPr>
-            <w:tcW w:type="dxa" w:w="964"/>
-          </w:tcPr>
-          <w:p>
-            <w:r>
-              <w:rPr>
-                <w:b/>
-                <w:i w:val="0"/>
-                <w:color w:val="EA580C"/>
-                <w:sz w:val="16"/>
-              </w:rPr>
-              <w:t>Moyenne</w:t>
-            </w:r>
-          </w:p>
-        </w:tc>
-        <w:tc>
-          <w:tcPr>
-            <w:tcW w:type="dxa" w:w="1247"/>
-          </w:tcPr>
-          <w:p>
-            <w:r>
-              <w:rPr>
-                <w:b/>
-                <w:i w:val="0"/>
-                <w:sz w:val="16"/>
-              </w:rPr>
-              <w:t>S01</w:t>
-              <w:br/>
-            </w:r>
-            <w:r>
-              <w:rPr>
-                <w:b w:val="0"/>
-                <w:i w:val="0"/>
-                <w:color w:val="64748B"/>
-                <w:sz w:val="14"/>
-              </w:rPr>
-              <w:t>Démographie</w:t>
-            </w:r>
-          </w:p>
-        </w:tc>
-        <w:tc>
-          <w:tcPr>
-            <w:tcW w:type="dxa" w:w="1531"/>
-          </w:tcPr>
-          <w:p>
-            <w:r>
-              <w:rPr>
-                <w:b/>
-                <w:i w:val="0"/>
-                <w:color w:val="16A34A"/>
-                <w:sz w:val="16"/>
-              </w:rPr>
-              <w:t>s00q27, s01q03a, s01q03b, s01q03c, s01q00b</w:t>
-            </w:r>
-          </w:p>
-        </w:tc>
-        <w:tc>
-          <w:tcPr>
-            <w:tcW w:type="dxa" w:w="1191"/>
-          </w:tcPr>
-          <w:p>
-            <w:r>
-              <w:rPr>
-                <w:b w:val="0"/>
-                <w:i w:val="0"/>
-                <w:color w:val="64748B"/>
-                <w:sz w:val="16"/>
-              </w:rPr>
-              <w:t>GT-CQ</w:t>
-            </w:r>
-          </w:p>
-        </w:tc>
-        <w:tc>
-          <w:tcPr>
-            <w:tcW w:type="dxa" w:w="4706"/>
-          </w:tcPr>
-          <w:p>
-            <w:r>
-              <w:rPr>
-                <w:b w:val="0"/>
-                <w:i w:val="0"/>
-                <w:sz w:val="17"/>
-              </w:rPr>
-              <w:t>Les informations sur l'acte de naissance (ni Jours, ni mois et ni années) de  El hadji Diawara  manquent, s'il vous plait pouvez-vous fournir d'effort pour avoir ces informations.</w:t>
-            </w:r>
-          </w:p>
-        </w:tc>
-      </w:tr>
-      <w:tr>
-        <w:tc>
-          <w:tcPr>
-            <w:tcW w:type="dxa" w:w="964"/>
-          </w:tcPr>
-          <w:p>
-            <w:r>
-              <w:rPr>
-                <w:b/>
-                <w:i w:val="0"/>
-                <w:color w:val="EA580C"/>
-                <w:sz w:val="16"/>
-              </w:rPr>
-              <w:t>Moyenne</w:t>
-            </w:r>
-          </w:p>
-        </w:tc>
-        <w:tc>
-          <w:tcPr>
-            <w:tcW w:type="dxa" w:w="1247"/>
-          </w:tcPr>
-          <w:p>
-            <w:r>
-              <w:rPr>
-                <w:b/>
-                <w:i w:val="0"/>
-                <w:sz w:val="16"/>
-              </w:rPr>
-              <w:t>S01</w:t>
-              <w:br/>
-            </w:r>
-            <w:r>
-              <w:rPr>
-                <w:b w:val="0"/>
-                <w:i w:val="0"/>
-                <w:color w:val="64748B"/>
-                <w:sz w:val="14"/>
-              </w:rPr>
-              <w:t>Démographie</w:t>
-            </w:r>
-          </w:p>
-        </w:tc>
-        <w:tc>
-          <w:tcPr>
-            <w:tcW w:type="dxa" w:w="1531"/>
-          </w:tcPr>
-          <w:p>
-            <w:r>
-              <w:rPr>
-                <w:b/>
-                <w:i w:val="0"/>
-                <w:color w:val="16A34A"/>
-                <w:sz w:val="16"/>
-              </w:rPr>
-              <w:t>s00q27, s01q03a, s01q03b, s01q03c, s01q00b</w:t>
-            </w:r>
-          </w:p>
-        </w:tc>
-        <w:tc>
-          <w:tcPr>
-            <w:tcW w:type="dxa" w:w="1191"/>
-          </w:tcPr>
-          <w:p>
-            <w:r>
-              <w:rPr>
-                <w:b w:val="0"/>
-                <w:i w:val="0"/>
-                <w:color w:val="64748B"/>
-                <w:sz w:val="16"/>
-              </w:rPr>
-              <w:t>GT-CQ</w:t>
-            </w:r>
-          </w:p>
-        </w:tc>
-        <w:tc>
-          <w:tcPr>
-            <w:tcW w:type="dxa" w:w="4706"/>
-          </w:tcPr>
-          <w:p>
-            <w:r>
-              <w:rPr>
-                <w:b w:val="0"/>
-                <w:i w:val="0"/>
-                <w:sz w:val="17"/>
-              </w:rPr>
-              <w:t>Les informations sur l'acte de naissance (ni Jours, ni mois et ni années) de  Oumy Diawara  manquent, s'il vous plait pouvez-vous fournir d'effort pour avoir ces informations.</w:t>
-            </w:r>
-          </w:p>
-        </w:tc>
-      </w:tr>
-      <w:tr>
-        <w:tc>
-          <w:tcPr>
-            <w:tcW w:type="dxa" w:w="964"/>
-          </w:tcPr>
-          <w:p>
-            <w:r>
-              <w:rPr>
-                <w:b/>
-                <w:i w:val="0"/>
-                <w:color w:val="EA580C"/>
-                <w:sz w:val="16"/>
-              </w:rPr>
-              <w:t>Moyenne</w:t>
-            </w:r>
-          </w:p>
-        </w:tc>
-        <w:tc>
-          <w:tcPr>
-            <w:tcW w:type="dxa" w:w="1247"/>
-          </w:tcPr>
-          <w:p>
-            <w:r>
-              <w:rPr>
-                <w:b/>
-                <w:i w:val="0"/>
-                <w:sz w:val="16"/>
-              </w:rPr>
-              <w:t>S01</w:t>
-              <w:br/>
-            </w:r>
-            <w:r>
-              <w:rPr>
-                <w:b w:val="0"/>
-                <w:i w:val="0"/>
-                <w:color w:val="64748B"/>
-                <w:sz w:val="14"/>
-              </w:rPr>
-              <w:t>Démographie</w:t>
-            </w:r>
-          </w:p>
-        </w:tc>
-        <w:tc>
-          <w:tcPr>
-            <w:tcW w:type="dxa" w:w="1531"/>
-          </w:tcPr>
-          <w:p>
-            <w:r>
-              <w:rPr>
-                <w:b/>
-                <w:i w:val="0"/>
-                <w:color w:val="16A34A"/>
-                <w:sz w:val="16"/>
-              </w:rPr>
-              <w:t>s00q27, s01q03a, s01q03b, s01q03c, s01q00b</w:t>
-            </w:r>
-          </w:p>
-        </w:tc>
-        <w:tc>
-          <w:tcPr>
-            <w:tcW w:type="dxa" w:w="1191"/>
-          </w:tcPr>
-          <w:p>
-            <w:r>
-              <w:rPr>
-                <w:b w:val="0"/>
-                <w:i w:val="0"/>
-                <w:color w:val="64748B"/>
-                <w:sz w:val="16"/>
-              </w:rPr>
-              <w:t>GT-CQ</w:t>
-            </w:r>
-          </w:p>
-        </w:tc>
-        <w:tc>
-          <w:tcPr>
-            <w:tcW w:type="dxa" w:w="4706"/>
-          </w:tcPr>
-          <w:p>
-            <w:r>
-              <w:rPr>
-                <w:b w:val="0"/>
-                <w:i w:val="0"/>
-                <w:sz w:val="17"/>
-              </w:rPr>
-              <w:t>Les informations sur l'acte de naissance (ni Jours, ni mois et ni années) de  Souleymane Diawara  manquent, s'il vous plait pouvez-vous fournir d'effort pour avoir ces informations.</w:t>
-            </w:r>
-          </w:p>
-        </w:tc>
-      </w:tr>
-      <w:tr>
-        <w:tc>
-          <w:tcPr>
-            <w:tcW w:type="dxa" w:w="964"/>
-          </w:tcPr>
-          <w:p>
-            <w:r>
-              <w:rPr>
-                <w:b/>
-                <w:i w:val="0"/>
-                <w:color w:val="EA580C"/>
-                <w:sz w:val="16"/>
-              </w:rPr>
-              <w:t>Moyenne</w:t>
-            </w:r>
-          </w:p>
-        </w:tc>
-        <w:tc>
-          <w:tcPr>
-            <w:tcW w:type="dxa" w:w="1247"/>
-          </w:tcPr>
-          <w:p>
-            <w:r>
-              <w:rPr>
-                <w:b/>
-                <w:i w:val="0"/>
-                <w:sz w:val="16"/>
-              </w:rPr>
-              <w:t>S01</w:t>
-              <w:br/>
-            </w:r>
-            <w:r>
-              <w:rPr>
-                <w:b w:val="0"/>
-                <w:i w:val="0"/>
-                <w:color w:val="64748B"/>
-                <w:sz w:val="14"/>
-              </w:rPr>
-              <w:t>Démographie</w:t>
-            </w:r>
-          </w:p>
-        </w:tc>
-        <w:tc>
-          <w:tcPr>
-            <w:tcW w:type="dxa" w:w="1531"/>
-          </w:tcPr>
-          <w:p>
-            <w:r>
-              <w:rPr>
-                <w:b/>
-                <w:i w:val="0"/>
-                <w:color w:val="16A34A"/>
-                <w:sz w:val="16"/>
-              </w:rPr>
-              <w:t>s01q16, s01q00b, s01q16_autre</w:t>
-            </w:r>
-          </w:p>
-        </w:tc>
-        <w:tc>
-          <w:tcPr>
-            <w:tcW w:type="dxa" w:w="1191"/>
-          </w:tcPr>
-          <w:p>
-            <w:r>
-              <w:rPr>
-                <w:b w:val="0"/>
-                <w:i w:val="0"/>
-                <w:color w:val="64748B"/>
-                <w:sz w:val="16"/>
-              </w:rPr>
-              <w:t>GT-CQ</w:t>
-            </w:r>
-          </w:p>
-        </w:tc>
-        <w:tc>
-          <w:tcPr>
-            <w:tcW w:type="dxa" w:w="4706"/>
-          </w:tcPr>
-          <w:p>
-            <w:r>
-              <w:rPr>
-                <w:b w:val="0"/>
-                <w:i w:val="0"/>
-                <w:sz w:val="17"/>
-              </w:rPr>
-              <w:t>L'ethni de Souleymane Diawara est sarakhoulé, prière de bien classer cet ethni qui existe soit dans la liste des ethni ou n'éxiste pas comme ethni.</w:t>
-            </w:r>
-          </w:p>
-        </w:tc>
-      </w:tr>
-      <w:tr>
-        <w:tc>
-          <w:tcPr>
-            <w:tcW w:type="dxa" w:w="964"/>
-          </w:tcPr>
-          <w:p>
-            <w:r>
-              <w:rPr>
-                <w:b/>
-                <w:i w:val="0"/>
-                <w:color w:val="EA580C"/>
-                <w:sz w:val="16"/>
-              </w:rPr>
-              <w:t>Moyenne</w:t>
-            </w:r>
-          </w:p>
-        </w:tc>
-        <w:tc>
-          <w:tcPr>
-            <w:tcW w:type="dxa" w:w="1247"/>
-          </w:tcPr>
-          <w:p>
-            <w:r>
-              <w:rPr>
-                <w:b/>
-                <w:i w:val="0"/>
-                <w:sz w:val="16"/>
-              </w:rPr>
-              <w:t>S01</w:t>
-              <w:br/>
-            </w:r>
-            <w:r>
-              <w:rPr>
-                <w:b w:val="0"/>
-                <w:i w:val="0"/>
-                <w:color w:val="64748B"/>
-                <w:sz w:val="14"/>
-              </w:rPr>
-              <w:t>Démographie</w:t>
-            </w:r>
-          </w:p>
-        </w:tc>
-        <w:tc>
-          <w:tcPr>
-            <w:tcW w:type="dxa" w:w="1531"/>
-          </w:tcPr>
-          <w:p>
-            <w:r>
-              <w:rPr>
-                <w:b/>
-                <w:i w:val="0"/>
-                <w:color w:val="16A34A"/>
-                <w:sz w:val="16"/>
-              </w:rPr>
-              <w:t>—</w:t>
-            </w:r>
-          </w:p>
-        </w:tc>
-        <w:tc>
-          <w:tcPr>
-            <w:tcW w:type="dxa" w:w="1191"/>
-          </w:tcPr>
-          <w:p>
-            <w:r>
-              <w:rPr>
-                <w:b w:val="0"/>
-                <w:i w:val="0"/>
-                <w:color w:val="64748B"/>
-                <w:sz w:val="16"/>
-              </w:rPr>
-              <w:t>GT-CQ</w:t>
-            </w:r>
-          </w:p>
-        </w:tc>
-        <w:tc>
-          <w:tcPr>
-            <w:tcW w:type="dxa" w:w="4706"/>
-          </w:tcPr>
-          <w:p>
-            <w:r>
-              <w:rPr>
-                <w:b w:val="0"/>
-                <w:i w:val="0"/>
-                <w:sz w:val="17"/>
-              </w:rPr>
-              <w:t>Prière de verifier l'information donnée par Souleymane Diawara ou corriger au niveau de la section 1.</w:t>
-            </w:r>
-          </w:p>
-        </w:tc>
-      </w:tr>
-      <w:tr>
-        <w:tc>
-          <w:tcPr>
-            <w:tcW w:type="dxa" w:w="964"/>
-          </w:tcPr>
-          <w:p>
-            <w:r>
-              <w:rPr>
-                <w:b/>
-                <w:i w:val="0"/>
-                <w:color w:val="EA580C"/>
-                <w:sz w:val="16"/>
-              </w:rPr>
-              <w:t>Moyenne</w:t>
-            </w:r>
-          </w:p>
-        </w:tc>
-        <w:tc>
-          <w:tcPr>
-            <w:tcW w:type="dxa" w:w="1247"/>
-          </w:tcPr>
-          <w:p>
-            <w:r>
-              <w:rPr>
-                <w:b/>
-                <w:i w:val="0"/>
-                <w:sz w:val="16"/>
-              </w:rPr>
-              <w:t>S02</w:t>
-              <w:br/>
-            </w:r>
-            <w:r>
-              <w:rPr>
-                <w:b w:val="0"/>
-                <w:i w:val="0"/>
-                <w:color w:val="64748B"/>
-                <w:sz w:val="14"/>
-              </w:rPr>
-              <w:t>Éducation</w:t>
-            </w:r>
-          </w:p>
-        </w:tc>
-        <w:tc>
-          <w:tcPr>
-            <w:tcW w:type="dxa" w:w="1531"/>
-          </w:tcPr>
-          <w:p>
-            <w:r>
-              <w:rPr>
-                <w:b/>
-                <w:i w:val="0"/>
-                <w:color w:val="16A34A"/>
-                <w:sz w:val="16"/>
-              </w:rPr>
-              <w:t>—</w:t>
-            </w:r>
-          </w:p>
-        </w:tc>
-        <w:tc>
-          <w:tcPr>
-            <w:tcW w:type="dxa" w:w="1191"/>
-          </w:tcPr>
-          <w:p>
-            <w:r>
-              <w:rPr>
-                <w:b w:val="0"/>
-                <w:i w:val="0"/>
-                <w:color w:val="64748B"/>
-                <w:sz w:val="16"/>
-              </w:rPr>
-              <w:t>GT-CQ</w:t>
-            </w:r>
-          </w:p>
-        </w:tc>
-        <w:tc>
-          <w:tcPr>
-            <w:tcW w:type="dxa" w:w="4706"/>
-          </w:tcPr>
-          <w:p>
-            <w:r>
-              <w:rPr>
-                <w:b w:val="0"/>
-                <w:i w:val="0"/>
-                <w:sz w:val="17"/>
-              </w:rPr>
-              <w:t>veuillez, s'il vous plait, confirmer les frais de scolarité ( 1000 FCFA) payée de El hadji faye avec le QG ou apporter les corrections nécessaires.</w:t>
-            </w:r>
-          </w:p>
-        </w:tc>
-      </w:tr>
-      <w:tr>
-        <w:tc>
-          <w:tcPr>
-            <w:tcW w:type="dxa" w:w="964"/>
-          </w:tcPr>
-          <w:p>
-            <w:r>
-              <w:rPr>
-                <w:b/>
-                <w:i w:val="0"/>
-                <w:color w:val="EA580C"/>
-                <w:sz w:val="16"/>
-              </w:rPr>
-              <w:t>Moyenne</w:t>
-            </w:r>
-          </w:p>
-        </w:tc>
-        <w:tc>
-          <w:tcPr>
-            <w:tcW w:type="dxa" w:w="1247"/>
-          </w:tcPr>
-          <w:p>
-            <w:r>
-              <w:rPr>
-                <w:b/>
-                <w:i w:val="0"/>
-                <w:sz w:val="16"/>
-              </w:rPr>
-              <w:t>S02</w:t>
-              <w:br/>
-            </w:r>
-            <w:r>
-              <w:rPr>
-                <w:b w:val="0"/>
-                <w:i w:val="0"/>
-                <w:color w:val="64748B"/>
-                <w:sz w:val="14"/>
-              </w:rPr>
-              <w:t>Éducation</w:t>
-            </w:r>
-          </w:p>
-        </w:tc>
-        <w:tc>
-          <w:tcPr>
-            <w:tcW w:type="dxa" w:w="1531"/>
-          </w:tcPr>
-          <w:p>
-            <w:r>
-              <w:rPr>
-                <w:b/>
-                <w:i w:val="0"/>
-                <w:color w:val="16A34A"/>
-                <w:sz w:val="16"/>
-              </w:rPr>
-              <w:t>s01q63, s00q04, s02q25, s01q00b, s02q17_2, s02q15_2</w:t>
-            </w:r>
-          </w:p>
-        </w:tc>
-        <w:tc>
-          <w:tcPr>
-            <w:tcW w:type="dxa" w:w="1191"/>
-          </w:tcPr>
-          <w:p>
-            <w:r>
-              <w:rPr>
-                <w:b w:val="0"/>
-                <w:i w:val="0"/>
-                <w:color w:val="64748B"/>
-                <w:sz w:val="16"/>
-              </w:rPr>
-              <w:t>GT-CQ</w:t>
-            </w:r>
-          </w:p>
-        </w:tc>
-        <w:tc>
-          <w:tcPr>
-            <w:tcW w:type="dxa" w:w="4706"/>
-          </w:tcPr>
-          <w:p>
-            <w:r>
-              <w:rPr>
-                <w:b w:val="0"/>
-                <w:i w:val="0"/>
-                <w:sz w:val="17"/>
-              </w:rPr>
-              <w:t>Dans les milieux urbains c'est peu probable de voir une école dont les élèves ou étudiants ne dépensent pas en frais d'uniformes, prière de verifier pour El hadji faye qui fréquente 1ére année de Primaire et corriger ou confirmer avec le QG.</w:t>
-            </w:r>
-          </w:p>
-        </w:tc>
-      </w:tr>
-      <w:tr>
-        <w:tc>
-          <w:tcPr>
-            <w:tcW w:type="dxa" w:w="964"/>
-          </w:tcPr>
-          <w:p>
-            <w:r>
-              <w:rPr>
-                <w:b/>
-                <w:i w:val="0"/>
-                <w:color w:val="EA580C"/>
-                <w:sz w:val="16"/>
-              </w:rPr>
-              <w:t>Moyenne</w:t>
-            </w:r>
-          </w:p>
-        </w:tc>
-        <w:tc>
-          <w:tcPr>
-            <w:tcW w:type="dxa" w:w="1247"/>
-          </w:tcPr>
-          <w:p>
-            <w:r>
-              <w:rPr>
-                <w:b/>
-                <w:i w:val="0"/>
-                <w:sz w:val="16"/>
-              </w:rPr>
-              <w:t>S02</w:t>
-              <w:br/>
-            </w:r>
-            <w:r>
-              <w:rPr>
-                <w:b w:val="0"/>
-                <w:i w:val="0"/>
-                <w:color w:val="64748B"/>
-                <w:sz w:val="14"/>
-              </w:rPr>
-              <w:t>Éducation</w:t>
-            </w:r>
-          </w:p>
-        </w:tc>
-        <w:tc>
-          <w:tcPr>
-            <w:tcW w:type="dxa" w:w="1531"/>
-          </w:tcPr>
-          <w:p>
-            <w:r>
-              <w:rPr>
-                <w:b/>
-                <w:i w:val="0"/>
-                <w:color w:val="16A34A"/>
-                <w:sz w:val="16"/>
-              </w:rPr>
-              <w:t>—</w:t>
-            </w:r>
-          </w:p>
-        </w:tc>
-        <w:tc>
-          <w:tcPr>
-            <w:tcW w:type="dxa" w:w="1191"/>
-          </w:tcPr>
-          <w:p>
-            <w:r>
-              <w:rPr>
-                <w:b w:val="0"/>
-                <w:i w:val="0"/>
-                <w:color w:val="64748B"/>
-                <w:sz w:val="16"/>
-              </w:rPr>
-              <w:t>GT-CQ</w:t>
-            </w:r>
-          </w:p>
-        </w:tc>
-        <w:tc>
-          <w:tcPr>
-            <w:tcW w:type="dxa" w:w="4706"/>
-          </w:tcPr>
-          <w:p>
-            <w:r>
-              <w:rPr>
-                <w:b w:val="0"/>
-                <w:i w:val="0"/>
-                <w:sz w:val="17"/>
-              </w:rPr>
-              <w:t>veuillez, s'il vous plait, confirmer les frais de scolarité ( 1000 FCFA) payée de Oly Mané avec le QG ou apporter les corrections nécessaires.</w:t>
-            </w:r>
-          </w:p>
-        </w:tc>
-      </w:tr>
-      <w:tr>
-        <w:tc>
-          <w:tcPr>
-            <w:tcW w:type="dxa" w:w="964"/>
-          </w:tcPr>
-          <w:p>
-            <w:r>
-              <w:rPr>
-                <w:b/>
-                <w:i w:val="0"/>
-                <w:color w:val="EA580C"/>
-                <w:sz w:val="16"/>
-              </w:rPr>
-              <w:t>Moyenne</w:t>
-            </w:r>
-          </w:p>
-        </w:tc>
-        <w:tc>
-          <w:tcPr>
-            <w:tcW w:type="dxa" w:w="1247"/>
-          </w:tcPr>
-          <w:p>
-            <w:r>
-              <w:rPr>
-                <w:b/>
-                <w:i w:val="0"/>
-                <w:sz w:val="16"/>
-              </w:rPr>
-              <w:t>S02</w:t>
-              <w:br/>
-            </w:r>
-            <w:r>
-              <w:rPr>
-                <w:b w:val="0"/>
-                <w:i w:val="0"/>
-                <w:color w:val="64748B"/>
-                <w:sz w:val="14"/>
-              </w:rPr>
-              <w:t>Éducation</w:t>
-            </w:r>
-          </w:p>
-        </w:tc>
-        <w:tc>
-          <w:tcPr>
-            <w:tcW w:type="dxa" w:w="1531"/>
-          </w:tcPr>
-          <w:p>
-            <w:r>
-              <w:rPr>
-                <w:b/>
-                <w:i w:val="0"/>
-                <w:color w:val="16A34A"/>
-                <w:sz w:val="16"/>
-              </w:rPr>
-              <w:t>s01q63, s00q04, s02q25, s01q00b, s02q17_2, s02q15_2</w:t>
-            </w:r>
-          </w:p>
-        </w:tc>
-        <w:tc>
-          <w:tcPr>
-            <w:tcW w:type="dxa" w:w="1191"/>
-          </w:tcPr>
-          <w:p>
-            <w:r>
-              <w:rPr>
-                <w:b w:val="0"/>
-                <w:i w:val="0"/>
-                <w:color w:val="64748B"/>
-                <w:sz w:val="16"/>
-              </w:rPr>
-              <w:t>GT-CQ</w:t>
-            </w:r>
-          </w:p>
-        </w:tc>
-        <w:tc>
-          <w:tcPr>
-            <w:tcW w:type="dxa" w:w="4706"/>
-          </w:tcPr>
-          <w:p>
-            <w:r>
-              <w:rPr>
-                <w:b w:val="0"/>
-                <w:i w:val="0"/>
-                <w:sz w:val="17"/>
-              </w:rPr>
-              <w:t>Dans les milieux urbains c'est peu probable de voir une école dont les élèves ou étudiants ne dépensent pas en frais d'uniformes, prière de verifier pour Oly Mané qui fréquente 5ème année de Primaire et corriger ou confirmer avec le QG.</w:t>
-            </w:r>
-          </w:p>
-        </w:tc>
-      </w:tr>
-      <w:tr>
-        <w:tc>
-          <w:tcPr>
-            <w:tcW w:type="dxa" w:w="964"/>
-          </w:tcPr>
-          <w:p>
-            <w:r>
-              <w:rPr>
-                <w:b/>
-                <w:i w:val="0"/>
-                <w:color w:val="EA580C"/>
-                <w:sz w:val="16"/>
-              </w:rPr>
-              <w:t>Moyenne</w:t>
-            </w:r>
-          </w:p>
-        </w:tc>
-        <w:tc>
-          <w:tcPr>
-            <w:tcW w:type="dxa" w:w="1247"/>
-          </w:tcPr>
-          <w:p>
-            <w:r>
-              <w:rPr>
-                <w:b/>
-                <w:i w:val="0"/>
-                <w:sz w:val="16"/>
-              </w:rPr>
-              <w:t>S02</w:t>
-              <w:br/>
-            </w:r>
-            <w:r>
-              <w:rPr>
-                <w:b w:val="0"/>
-                <w:i w:val="0"/>
-                <w:color w:val="64748B"/>
-                <w:sz w:val="14"/>
-              </w:rPr>
-              <w:t>Éducation</w:t>
-            </w:r>
-          </w:p>
-        </w:tc>
-        <w:tc>
-          <w:tcPr>
-            <w:tcW w:type="dxa" w:w="1531"/>
-          </w:tcPr>
-          <w:p>
-            <w:r>
-              <w:rPr>
-                <w:b/>
-                <w:i w:val="0"/>
-                <w:color w:val="16A34A"/>
-                <w:sz w:val="16"/>
-              </w:rPr>
-              <w:t>—</w:t>
-            </w:r>
-          </w:p>
-        </w:tc>
-        <w:tc>
-          <w:tcPr>
-            <w:tcW w:type="dxa" w:w="1191"/>
-          </w:tcPr>
-          <w:p>
-            <w:r>
-              <w:rPr>
-                <w:b w:val="0"/>
-                <w:i w:val="0"/>
-                <w:color w:val="64748B"/>
-                <w:sz w:val="16"/>
-              </w:rPr>
-              <w:t>GT-CQ</w:t>
-            </w:r>
-          </w:p>
-        </w:tc>
-        <w:tc>
-          <w:tcPr>
-            <w:tcW w:type="dxa" w:w="4706"/>
-          </w:tcPr>
-          <w:p>
-            <w:r>
-              <w:rPr>
-                <w:b w:val="0"/>
-                <w:i w:val="0"/>
-                <w:sz w:val="17"/>
-              </w:rPr>
-              <w:t>veuillez, s'il vous plait, confirmer les frais de scolarité ( 1000 FCFA) payée de fatou Faye avec le QG ou apporter les corrections nécessaires.</w:t>
-            </w:r>
-          </w:p>
-        </w:tc>
-      </w:tr>
-      <w:tr>
-        <w:tc>
-          <w:tcPr>
-            <w:tcW w:type="dxa" w:w="964"/>
-          </w:tcPr>
-          <w:p>
-            <w:r>
-              <w:rPr>
-                <w:b/>
-                <w:i w:val="0"/>
-                <w:color w:val="EA580C"/>
-                <w:sz w:val="16"/>
-              </w:rPr>
-              <w:t>Moyenne</w:t>
-            </w:r>
-          </w:p>
-        </w:tc>
-        <w:tc>
-          <w:tcPr>
-            <w:tcW w:type="dxa" w:w="1247"/>
-          </w:tcPr>
-          <w:p>
-            <w:r>
-              <w:rPr>
-                <w:b/>
-                <w:i w:val="0"/>
-                <w:sz w:val="16"/>
-              </w:rPr>
-              <w:t>S02</w:t>
-              <w:br/>
-            </w:r>
-            <w:r>
-              <w:rPr>
-                <w:b w:val="0"/>
-                <w:i w:val="0"/>
-                <w:color w:val="64748B"/>
-                <w:sz w:val="14"/>
-              </w:rPr>
-              <w:t>Éducation</w:t>
-            </w:r>
-          </w:p>
-        </w:tc>
-        <w:tc>
-          <w:tcPr>
-            <w:tcW w:type="dxa" w:w="1531"/>
-          </w:tcPr>
-          <w:p>
-            <w:r>
-              <w:rPr>
-                <w:b/>
-                <w:i w:val="0"/>
-                <w:color w:val="16A34A"/>
-                <w:sz w:val="16"/>
-              </w:rPr>
-              <w:t>s01q63, s00q04, s02q25, s01q00b, s02q17_2, s02q15_2</w:t>
-            </w:r>
-          </w:p>
-        </w:tc>
-        <w:tc>
-          <w:tcPr>
-            <w:tcW w:type="dxa" w:w="1191"/>
-          </w:tcPr>
-          <w:p>
-            <w:r>
-              <w:rPr>
-                <w:b w:val="0"/>
-                <w:i w:val="0"/>
-                <w:color w:val="64748B"/>
-                <w:sz w:val="16"/>
-              </w:rPr>
-              <w:t>GT-CQ</w:t>
-            </w:r>
-          </w:p>
-        </w:tc>
-        <w:tc>
-          <w:tcPr>
-            <w:tcW w:type="dxa" w:w="4706"/>
-          </w:tcPr>
-          <w:p>
-            <w:r>
-              <w:rPr>
-                <w:b w:val="0"/>
-                <w:i w:val="0"/>
-                <w:sz w:val="17"/>
-              </w:rPr>
               <w:t>Dans les milieux urbains c'est peu probable de voir une école dont les élèves ou étudiants ne dépensent pas en frais d'uniformes, prière de verifier pour fatou Faye qui fréquente 1ére année de Primaire et corriger ou confirmer avec le QG.</w:t>
-            </w:r>
-          </w:p>
-        </w:tc>
-      </w:tr>
-      <w:tr>
-        <w:tc>
-          <w:tcPr>
-            <w:tcW w:type="dxa" w:w="964"/>
-          </w:tcPr>
-          <w:p>
-            <w:r>
-              <w:rPr>
-                <w:b/>
-                <w:i w:val="0"/>
-                <w:color w:val="EA580C"/>
-                <w:sz w:val="16"/>
-              </w:rPr>
-              <w:t>Moyenne</w:t>
-            </w:r>
-          </w:p>
-        </w:tc>
-        <w:tc>
-          <w:tcPr>
-            <w:tcW w:type="dxa" w:w="1247"/>
-          </w:tcPr>
-          <w:p>
-            <w:r>
-              <w:rPr>
-                <w:b/>
-                <w:i w:val="0"/>
-                <w:sz w:val="16"/>
-              </w:rPr>
-              <w:t>S02</w:t>
-              <w:br/>
-            </w:r>
-            <w:r>
-              <w:rPr>
-                <w:b w:val="0"/>
-                <w:i w:val="0"/>
-                <w:color w:val="64748B"/>
-                <w:sz w:val="14"/>
-              </w:rPr>
-              <w:t>Éducation</w:t>
-            </w:r>
-          </w:p>
-        </w:tc>
-        <w:tc>
-          <w:tcPr>
-            <w:tcW w:type="dxa" w:w="1531"/>
-          </w:tcPr>
-          <w:p>
-            <w:r>
-              <w:rPr>
-                <w:b/>
-                <w:i w:val="0"/>
-                <w:color w:val="16A34A"/>
-                <w:sz w:val="16"/>
-              </w:rPr>
-              <w:t>—</w:t>
-            </w:r>
-          </w:p>
-        </w:tc>
-        <w:tc>
-          <w:tcPr>
-            <w:tcW w:type="dxa" w:w="1191"/>
-          </w:tcPr>
-          <w:p>
-            <w:r>
-              <w:rPr>
-                <w:b w:val="0"/>
-                <w:i w:val="0"/>
-                <w:color w:val="64748B"/>
-                <w:sz w:val="16"/>
-              </w:rPr>
-              <w:t>GT-CQ</w:t>
-            </w:r>
-          </w:p>
-        </w:tc>
-        <w:tc>
-          <w:tcPr>
-            <w:tcW w:type="dxa" w:w="4706"/>
-          </w:tcPr>
-          <w:p>
-            <w:r>
-              <w:rPr>
-                <w:b w:val="0"/>
-                <w:i w:val="0"/>
-                <w:sz w:val="17"/>
-              </w:rPr>
-              <w:t>veuillez, s'il vous plait, confirmer les frais de scolarité ( 5500 FCFA) payée de Fatou Mané avec le QG ou apporter les corrections nécessaires.</w:t>
-            </w:r>
-          </w:p>
-        </w:tc>
-      </w:tr>
-      <w:tr>
-        <w:tc>
-          <w:tcPr>
-            <w:tcW w:type="dxa" w:w="964"/>
-          </w:tcPr>
-          <w:p>
-            <w:r>
-              <w:rPr>
-                <w:b/>
-                <w:i w:val="0"/>
-                <w:color w:val="EA580C"/>
-                <w:sz w:val="16"/>
-              </w:rPr>
-              <w:t>Moyenne</w:t>
-            </w:r>
-          </w:p>
-        </w:tc>
-        <w:tc>
-          <w:tcPr>
-            <w:tcW w:type="dxa" w:w="1247"/>
-          </w:tcPr>
-          <w:p>
-            <w:r>
-              <w:rPr>
-                <w:b/>
-                <w:i w:val="0"/>
-                <w:sz w:val="16"/>
-              </w:rPr>
-              <w:t>S02</w:t>
-              <w:br/>
-            </w:r>
-            <w:r>
-              <w:rPr>
-                <w:b w:val="0"/>
-                <w:i w:val="0"/>
-                <w:color w:val="64748B"/>
-                <w:sz w:val="14"/>
-              </w:rPr>
-              <w:t>Éducation</w:t>
-            </w:r>
-          </w:p>
-        </w:tc>
-        <w:tc>
-          <w:tcPr>
-            <w:tcW w:type="dxa" w:w="1531"/>
-          </w:tcPr>
-          <w:p>
-            <w:r>
-              <w:rPr>
-                <w:b/>
-                <w:i w:val="0"/>
-                <w:color w:val="16A34A"/>
-                <w:sz w:val="16"/>
-              </w:rPr>
-              <w:t>s01q63, s00q04, s02q25, s01q00b, s02q17_2, s02q15_2</w:t>
-            </w:r>
-          </w:p>
-        </w:tc>
-        <w:tc>
-          <w:tcPr>
-            <w:tcW w:type="dxa" w:w="1191"/>
-          </w:tcPr>
-          <w:p>
-            <w:r>
-              <w:rPr>
-                <w:b w:val="0"/>
-                <w:i w:val="0"/>
-                <w:color w:val="64748B"/>
-                <w:sz w:val="16"/>
-              </w:rPr>
-              <w:t>GT-CQ</w:t>
-            </w:r>
-          </w:p>
-        </w:tc>
-        <w:tc>
-          <w:tcPr>
-            <w:tcW w:type="dxa" w:w="4706"/>
-          </w:tcPr>
-          <w:p>
-            <w:r>
-              <w:rPr>
-                <w:b w:val="0"/>
-                <w:i w:val="0"/>
-                <w:sz w:val="17"/>
-              </w:rPr>
-              <w:t>Dans les milieux urbains c'est peu probable de voir une école dont les élèves ou étudiants ne dépensent pas en frais d'uniformes, prière de verifier pour Fatou Mané qui fréquente 1ére année de Secondaire 1 (Moyen) Général et corriger ou confirmer avec le QG.</w:t>
             </w:r>
           </w:p>
         </w:tc>
